--- a/svoyo-delo/대본/1부/15화_Konteyner.docx
+++ b/svoyo-delo/대본/1부/15화_Konteyner.docx
@@ -83,7 +83,7 @@
         <w:t xml:space="preserve"> </w:t>
       </w:r>
       <w:r>
-        <w:t xml:space="preserve">- 규칙: 지문 없음. 전 화 100% 「화자명: 대사」. 1턴 15단어 이내 + 긴 턴 10~15회(25~35단어). 문법 초점: 시간 표현(с даты поставки, в конце сентября, через пятнадцать месяцев), 부정(ни одного шприца, ни шагу), 피동(товар лежит под контролем).</w:t>
+        <w:t xml:space="preserve">- 규칙: 지문 없음. 전 화 100% 「화자명: 대사」. 1턴 20단어 이내 + 긴 턴 10~15회(30~50단어). 문법 초점: 시간 표현(с даты поставки, в конце сентября, через пятнадцать месяцев), 부정(ни одного шприца, ни шагу), 피동(товар лежит под контролем).</w:t>
       </w:r>
       <w:r>
         <w:t xml:space="preserve"> </w:t>
@@ -475,119 +475,119 @@
         <w:pStyle w:val="FirstParagraph"/>
       </w:pPr>
       <w:r>
-        <w:t xml:space="preserve">IRINA: Алексей, мне пришло письмо из Вонджу. Коносамент. Знаете, что это?</w:t>
-      </w:r>
-    </w:p>
-    <w:p>
-      <w:pPr>
-        <w:pStyle w:val="BodyText"/>
-      </w:pPr>
-      <w:r>
-        <w:t xml:space="preserve">ALEKSEY: Документ на груз. Морская перевозка.</w:t>
-      </w:r>
-    </w:p>
-    <w:p>
-      <w:pPr>
-        <w:pStyle w:val="BodyText"/>
-      </w:pPr>
-      <w:r>
-        <w:t xml:space="preserve">IRINA: Правильно. Груз — пять тысяч шприцев. Пусан — Владивосток — Москва. Прибытие в пятницу.</w:t>
-      </w:r>
-    </w:p>
-    <w:p>
-      <w:pPr>
-        <w:pStyle w:val="BodyText"/>
-      </w:pPr>
-      <w:r>
-        <w:t xml:space="preserve">ALEKSEY: Да. Я хотел сказать. Сегодня. Как раз сегодня.</w:t>
-      </w:r>
-    </w:p>
-    <w:p>
-      <w:pPr>
-        <w:pStyle w:val="BodyText"/>
-      </w:pPr>
-      <w:r>
-        <w:t xml:space="preserve">IRINA: Сегодня? Контейнер отгрузили три недели назад.</w:t>
-      </w:r>
-    </w:p>
-    <w:p>
-      <w:pPr>
-        <w:pStyle w:val="BodyText"/>
-      </w:pPr>
-      <w:r>
-        <w:t xml:space="preserve">ALEKSEY: Я попросил Доюна в Сосновке. Ночью. После того как президент дал отсрочку.</w:t>
-      </w:r>
-    </w:p>
-    <w:p>
-      <w:pPr>
-        <w:pStyle w:val="BodyText"/>
-      </w:pPr>
-      <w:r>
-        <w:t xml:space="preserve">IRINA: Без меня. Без Ольги Петровны. Без таблицы.</w:t>
-      </w:r>
-    </w:p>
-    <w:p>
-      <w:pPr>
-        <w:pStyle w:val="BodyText"/>
-      </w:pPr>
-      <w:r>
-        <w:t xml:space="preserve">ALEKSEY: Без оплаты. Отсрочка шестьдесят дней. Вам не нужно было подписывать платёж.</w:t>
-      </w:r>
-    </w:p>
-    <w:p>
-      <w:pPr>
-        <w:pStyle w:val="BodyText"/>
-      </w:pPr>
-      <w:r>
-        <w:t xml:space="preserve">IRINA: Мне не нужно было подписывать платёж. Мне нужно было знать.</w:t>
-      </w:r>
-    </w:p>
-    <w:p>
-      <w:pPr>
-        <w:pStyle w:val="BodyText"/>
-      </w:pPr>
-      <w:r>
-        <w:t xml:space="preserve">ALEKSEY: Я хотел, чтобы мы были готовы в день регистрации. Чтобы не ждать ни дня.</w:t>
-      </w:r>
-    </w:p>
-    <w:p>
-      <w:pPr>
-        <w:pStyle w:val="BodyText"/>
-      </w:pPr>
-      <w:r>
-        <w:t xml:space="preserve">IRINA: До регистрации — пятнадцать месяцев. Шестьдесят дней отсрочки — с даты поставки.</w:t>
-      </w:r>
-    </w:p>
-    <w:p>
-      <w:pPr>
-        <w:pStyle w:val="BodyText"/>
-      </w:pPr>
-      <w:r>
-        <w:t xml:space="preserve">ALEKSEY: С даты поставки… То есть…</w:t>
-      </w:r>
-    </w:p>
-    <w:p>
-      <w:pPr>
-        <w:pStyle w:val="BodyText"/>
-      </w:pPr>
-      <w:r>
-        <w:t xml:space="preserve">IRINA: Платить тринадцать миллионов — в конце сентября. А продать — ни одного шприца.</w:t>
-      </w:r>
-    </w:p>
-    <w:p>
-      <w:pPr>
-        <w:pStyle w:val="BodyText"/>
-      </w:pPr>
-      <w:r>
-        <w:t xml:space="preserve">ALEKSEY: Конец сентября. Почти октябрь.</w:t>
-      </w:r>
-    </w:p>
-    <w:p>
-      <w:pPr>
-        <w:pStyle w:val="BodyText"/>
-      </w:pPr>
-      <w:r>
-        <w:t xml:space="preserve">IRINA: Октябрь. Помните, что сказала Ольга Петровна в марте? Она сейчас придёт. Я ей позвонила.</w:t>
+        <w:t xml:space="preserve">IRINA: Алексей, мне пришло письмо из Вонджу, и в нём коносамент. Вы знаете, что это такое?</w:t>
+      </w:r>
+    </w:p>
+    <w:p>
+      <w:pPr>
+        <w:pStyle w:val="BodyText"/>
+      </w:pPr>
+      <w:r>
+        <w:t xml:space="preserve">ALEKSEY: Это документ на груз, когда идёт морская перевозка.</w:t>
+      </w:r>
+    </w:p>
+    <w:p>
+      <w:pPr>
+        <w:pStyle w:val="BodyText"/>
+      </w:pPr>
+      <w:r>
+        <w:t xml:space="preserve">IRINA: Правильно. Груз — пять тысяч шприцев, маршрут Пусан — Владивосток — Москва, а прибытие в пятницу.</w:t>
+      </w:r>
+    </w:p>
+    <w:p>
+      <w:pPr>
+        <w:pStyle w:val="BodyText"/>
+      </w:pPr>
+      <w:r>
+        <w:t xml:space="preserve">ALEKSEY: Да, я как раз хотел вам сказать, и именно сегодня.</w:t>
+      </w:r>
+    </w:p>
+    <w:p>
+      <w:pPr>
+        <w:pStyle w:val="BodyText"/>
+      </w:pPr>
+      <w:r>
+        <w:t xml:space="preserve">IRINA: Сегодня? Но контейнер отгрузили ещё три недели назад.</w:t>
+      </w:r>
+    </w:p>
+    <w:p>
+      <w:pPr>
+        <w:pStyle w:val="BodyText"/>
+      </w:pPr>
+      <w:r>
+        <w:t xml:space="preserve">ALEKSEY: Я попросил Доюна в Сосновке, ночью, после того как президент дал отсрочку.</w:t>
+      </w:r>
+    </w:p>
+    <w:p>
+      <w:pPr>
+        <w:pStyle w:val="BodyText"/>
+      </w:pPr>
+      <w:r>
+        <w:t xml:space="preserve">IRINA: То есть без меня, без Ольги Петровны и без таблицы.</w:t>
+      </w:r>
+    </w:p>
+    <w:p>
+      <w:pPr>
+        <w:pStyle w:val="BodyText"/>
+      </w:pPr>
+      <w:r>
+        <w:t xml:space="preserve">ALEKSEY: Зато без оплаты, потому что отсрочка шестьдесят дней. Вам не нужно было подписывать платёж.</w:t>
+      </w:r>
+    </w:p>
+    <w:p>
+      <w:pPr>
+        <w:pStyle w:val="BodyText"/>
+      </w:pPr>
+      <w:r>
+        <w:t xml:space="preserve">IRINA: Мне не нужно было подписывать платёж, это правда. Но мне нужно было об этом знать.</w:t>
+      </w:r>
+    </w:p>
+    <w:p>
+      <w:pPr>
+        <w:pStyle w:val="BodyText"/>
+      </w:pPr>
+      <w:r>
+        <w:t xml:space="preserve">ALEKSEY: Я хотел, чтобы мы были готовы в день регистрации и не ждали ни одного дня.</w:t>
+      </w:r>
+    </w:p>
+    <w:p>
+      <w:pPr>
+        <w:pStyle w:val="BodyText"/>
+      </w:pPr>
+      <w:r>
+        <w:t xml:space="preserve">IRINA: До регистрации ещё пятнадцать месяцев, а шестьдесят дней отсрочки считаются с даты поставки.</w:t>
+      </w:r>
+    </w:p>
+    <w:p>
+      <w:pPr>
+        <w:pStyle w:val="BodyText"/>
+      </w:pPr>
+      <w:r>
+        <w:t xml:space="preserve">ALEKSEY: С даты поставки… То есть это значит, что…</w:t>
+      </w:r>
+    </w:p>
+    <w:p>
+      <w:pPr>
+        <w:pStyle w:val="BodyText"/>
+      </w:pPr>
+      <w:r>
+        <w:t xml:space="preserve">IRINA: Это значит, что платить тринадцать миллионов нужно в конце сентября, а продать мы не сможем ни одного шприца.</w:t>
+      </w:r>
+    </w:p>
+    <w:p>
+      <w:pPr>
+        <w:pStyle w:val="BodyText"/>
+      </w:pPr>
+      <w:r>
+        <w:t xml:space="preserve">ALEKSEY: Конец сентября — это почти октябрь.</w:t>
+      </w:r>
+    </w:p>
+    <w:p>
+      <w:pPr>
+        <w:pStyle w:val="BodyText"/>
+      </w:pPr>
+      <w:r>
+        <w:t xml:space="preserve">IRINA: Да, октябрь. Помните, что сказала Ольга Петровна в марте? Она сейчас придёт, я ей уже позвонила.</w:t>
       </w:r>
     </w:p>
     <w:bookmarkEnd w:id="21"/>
@@ -605,151 +605,151 @@
         <w:pStyle w:val="FirstParagraph"/>
       </w:pPr>
       <w:r>
-        <w:t xml:space="preserve">OLGA: Где он? А, вот он. Сидит под своей картонкой. Удобно.</w:t>
-      </w:r>
-    </w:p>
-    <w:p>
-      <w:pPr>
-        <w:pStyle w:val="BodyText"/>
-      </w:pPr>
-      <w:r>
-        <w:t xml:space="preserve">ALEKSEY: Ольга Петровна, я виноват. Я знаю.</w:t>
-      </w:r>
-    </w:p>
-    <w:p>
-      <w:pPr>
-        <w:pStyle w:val="BodyText"/>
-      </w:pPr>
-      <w:r>
-        <w:t xml:space="preserve">OLGA: Знаете. А что именно вы знаете? Расскажите мне. Медленно.</w:t>
-      </w:r>
-    </w:p>
-    <w:p>
-      <w:pPr>
-        <w:pStyle w:val="BodyText"/>
-      </w:pPr>
-      <w:r>
-        <w:t xml:space="preserve">ALEKSEY: Я заказал контейнер без вас. Пять тысяч шприцев. Он придёт в пятницу.</w:t>
-      </w:r>
-    </w:p>
-    <w:p>
-      <w:pPr>
-        <w:pStyle w:val="BodyText"/>
-      </w:pPr>
-      <w:r>
-        <w:t xml:space="preserve">OLGA: Куда он придёт?</w:t>
-      </w:r>
-    </w:p>
-    <w:p>
-      <w:pPr>
-        <w:pStyle w:val="BodyText"/>
-      </w:pPr>
-      <w:r>
-        <w:t xml:space="preserve">ALEKSEY: В Москву. На склад.</w:t>
-      </w:r>
-    </w:p>
-    <w:p>
-      <w:pPr>
-        <w:pStyle w:val="BodyText"/>
-      </w:pPr>
-      <w:r>
-        <w:t xml:space="preserve">OLGA: На какой склад? У нас нет регистрационного удостоверения. Таможня его не выпустит. Ни одного шприца.</w:t>
-      </w:r>
-    </w:p>
-    <w:p>
-      <w:pPr>
-        <w:pStyle w:val="BodyText"/>
-      </w:pPr>
-      <w:r>
-        <w:t xml:space="preserve">ALEKSEY: Я думал, его можно держать на складе до регистрации.</w:t>
-      </w:r>
-    </w:p>
-    <w:p>
-      <w:pPr>
-        <w:pStyle w:val="BodyText"/>
-      </w:pPr>
-      <w:r>
-        <w:t xml:space="preserve">OLGA: Можно. На таможенном складе. Под таможенным контролем. За деньги. Каждый день. Пятнадцать месяцев.</w:t>
-      </w:r>
-    </w:p>
-    <w:p>
-      <w:pPr>
-        <w:pStyle w:val="BodyText"/>
-      </w:pPr>
-      <w:r>
-        <w:t xml:space="preserve">IRINA: Я уже узнала у Кузнецова. Хранение с температурным режимом — около ста двадцати тысяч в месяц. Плюс страховка. Плюс проверка температуры каждый день, с журналом, как у корейцев.</w:t>
-      </w:r>
-    </w:p>
-    <w:p>
-      <w:pPr>
-        <w:pStyle w:val="BodyText"/>
-      </w:pPr>
-      <w:r>
-        <w:t xml:space="preserve">OLGA: Сто двадцать тысяч умножить на пятнадцать. Белова?</w:t>
-      </w:r>
-    </w:p>
-    <w:p>
-      <w:pPr>
-        <w:pStyle w:val="BodyText"/>
-      </w:pPr>
-      <w:r>
-        <w:t xml:space="preserve">IRINA: Миллион восемьсот. Плюс тринадцать за товар в сентябре. Кассовый разрыв — больше двадцати миллионов.</w:t>
-      </w:r>
-    </w:p>
-    <w:p>
-      <w:pPr>
-        <w:pStyle w:val="BodyText"/>
-      </w:pPr>
-      <w:r>
-        <w:t xml:space="preserve">OLGA: Двадцать миллионов. А у нас восемь в дыре уже было.</w:t>
-      </w:r>
-    </w:p>
-    <w:p>
-      <w:pPr>
-        <w:pStyle w:val="BodyText"/>
-      </w:pPr>
-      <w:r>
-        <w:t xml:space="preserve">ALEKSEY: Я позвоню президенту. Попрошу отсрочку с даты регистрации, а не поставки.</w:t>
-      </w:r>
-    </w:p>
-    <w:p>
-      <w:pPr>
-        <w:pStyle w:val="BodyText"/>
-      </w:pPr>
-      <w:r>
-        <w:t xml:space="preserve">OLGA: Позвоните. Но сначала ответьте на один вопрос. Какой срок годности у геля?</w:t>
-      </w:r>
-    </w:p>
-    <w:p>
-      <w:pPr>
-        <w:pStyle w:val="BodyText"/>
-      </w:pPr>
-      <w:r>
-        <w:t xml:space="preserve">ALEKSEY: Три года.</w:t>
-      </w:r>
-    </w:p>
-    <w:p>
-      <w:pPr>
-        <w:pStyle w:val="BodyText"/>
-      </w:pPr>
-      <w:r>
-        <w:t xml:space="preserve">OLGA: Три года с даты производства. Гель сделали в июне. Регистрация — следующей осенью. Сколько останется?</w:t>
-      </w:r>
-    </w:p>
-    <w:p>
-      <w:pPr>
-        <w:pStyle w:val="BodyText"/>
-      </w:pPr>
-      <w:r>
-        <w:t xml:space="preserve">ALEKSEY: Полтора года. Чуть меньше.</w:t>
-      </w:r>
-    </w:p>
-    <w:p>
-      <w:pPr>
-        <w:pStyle w:val="BodyText"/>
-      </w:pPr>
-      <w:r>
-        <w:t xml:space="preserve">OLGA: Чуть меньше. Корнилова не купит шприц, у которого меньше года. Вы её знаете. Никто из хороших врачей не купит. Им нужен запас срока для пациенток, а не остатки.</w:t>
+        <w:t xml:space="preserve">OLGA: Где он? А, вот он, сидит под своей картонкой. Удобно устроился.</w:t>
+      </w:r>
+    </w:p>
+    <w:p>
+      <w:pPr>
+        <w:pStyle w:val="BodyText"/>
+      </w:pPr>
+      <w:r>
+        <w:t xml:space="preserve">ALEKSEY: Ольга Петровна, я виноват, и я это знаю.</w:t>
+      </w:r>
+    </w:p>
+    <w:p>
+      <w:pPr>
+        <w:pStyle w:val="BodyText"/>
+      </w:pPr>
+      <w:r>
+        <w:t xml:space="preserve">OLGA: Знаете? А что именно вы знаете? Расскажите мне, только медленно.</w:t>
+      </w:r>
+    </w:p>
+    <w:p>
+      <w:pPr>
+        <w:pStyle w:val="BodyText"/>
+      </w:pPr>
+      <w:r>
+        <w:t xml:space="preserve">ALEKSEY: Я заказал контейнер без вас, пять тысяч шприцев, и он придёт в пятницу.</w:t>
+      </w:r>
+    </w:p>
+    <w:p>
+      <w:pPr>
+        <w:pStyle w:val="BodyText"/>
+      </w:pPr>
+      <w:r>
+        <w:t xml:space="preserve">OLGA: И куда же он придёт?</w:t>
+      </w:r>
+    </w:p>
+    <w:p>
+      <w:pPr>
+        <w:pStyle w:val="BodyText"/>
+      </w:pPr>
+      <w:r>
+        <w:t xml:space="preserve">ALEKSEY: В Москву, на склад.</w:t>
+      </w:r>
+    </w:p>
+    <w:p>
+      <w:pPr>
+        <w:pStyle w:val="BodyText"/>
+      </w:pPr>
+      <w:r>
+        <w:t xml:space="preserve">OLGA: На какой склад? У нас нет регистрационного удостоверения, поэтому таможня его не выпустит. Ни одного шприца.</w:t>
+      </w:r>
+    </w:p>
+    <w:p>
+      <w:pPr>
+        <w:pStyle w:val="BodyText"/>
+      </w:pPr>
+      <w:r>
+        <w:t xml:space="preserve">ALEKSEY: Я думал, что его можно держать на складе до регистрации.</w:t>
+      </w:r>
+    </w:p>
+    <w:p>
+      <w:pPr>
+        <w:pStyle w:val="BodyText"/>
+      </w:pPr>
+      <w:r>
+        <w:t xml:space="preserve">OLGA: Можно, но только на таможенном складе, под таможенным контролем и за деньги. Каждый день, пятнадцать месяцев подряд.</w:t>
+      </w:r>
+    </w:p>
+    <w:p>
+      <w:pPr>
+        <w:pStyle w:val="BodyText"/>
+      </w:pPr>
+      <w:r>
+        <w:t xml:space="preserve">IRINA: Я уже узнала у Кузнецова. Хранение с температурным режимом стоит около ста двадцати тысяч в месяц. Плюс страховка. Плюс проверка температуры каждый день, с журналом, как у корейцев. И всё это ещё до первой продажи.</w:t>
+      </w:r>
+    </w:p>
+    <w:p>
+      <w:pPr>
+        <w:pStyle w:val="BodyText"/>
+      </w:pPr>
+      <w:r>
+        <w:t xml:space="preserve">OLGA: Сто двадцать тысяч умножить на пятнадцать. Белова, сколько?</w:t>
+      </w:r>
+    </w:p>
+    <w:p>
+      <w:pPr>
+        <w:pStyle w:val="BodyText"/>
+      </w:pPr>
+      <w:r>
+        <w:t xml:space="preserve">IRINA: Миллион восемьсот, плюс тринадцать миллионов за товар в сентябре. Кассовый разрыв — больше двадцати миллионов.</w:t>
+      </w:r>
+    </w:p>
+    <w:p>
+      <w:pPr>
+        <w:pStyle w:val="BodyText"/>
+      </w:pPr>
+      <w:r>
+        <w:t xml:space="preserve">OLGA: Двадцать миллионов, а у нас и так уже была дыра в восемь.</w:t>
+      </w:r>
+    </w:p>
+    <w:p>
+      <w:pPr>
+        <w:pStyle w:val="BodyText"/>
+      </w:pPr>
+      <w:r>
+        <w:t xml:space="preserve">ALEKSEY: Я позвоню президенту и попрошу считать отсрочку с даты регистрации, а не поставки.</w:t>
+      </w:r>
+    </w:p>
+    <w:p>
+      <w:pPr>
+        <w:pStyle w:val="BodyText"/>
+      </w:pPr>
+      <w:r>
+        <w:t xml:space="preserve">OLGA: Позвоните. Но сначала ответьте на один вопрос: какой срок годности у геля?</w:t>
+      </w:r>
+    </w:p>
+    <w:p>
+      <w:pPr>
+        <w:pStyle w:val="BodyText"/>
+      </w:pPr>
+      <w:r>
+        <w:t xml:space="preserve">ALEKSEY: Срок годности у него три года.</w:t>
+      </w:r>
+    </w:p>
+    <w:p>
+      <w:pPr>
+        <w:pStyle w:val="BodyText"/>
+      </w:pPr>
+      <w:r>
+        <w:t xml:space="preserve">OLGA: Три года с даты производства. Гель сделали в июне, а регистрация будет следующей осенью. Сколько тогда останется?</w:t>
+      </w:r>
+    </w:p>
+    <w:p>
+      <w:pPr>
+        <w:pStyle w:val="BodyText"/>
+      </w:pPr>
+      <w:r>
+        <w:t xml:space="preserve">ALEKSEY: Полтора года, а точнее, чуть меньше.</w:t>
+      </w:r>
+    </w:p>
+    <w:p>
+      <w:pPr>
+        <w:pStyle w:val="BodyText"/>
+      </w:pPr>
+      <w:r>
+        <w:t xml:space="preserve">OLGA: Чуть меньше. Корнилова не купит шприц, у которого меньше года, вы её знаете. Никто из хороших врачей не купит. Им нужен запас срока для пациенток, а не остатки, и они это прекрасно понимают.</w:t>
       </w:r>
     </w:p>
     <w:p>
@@ -765,55 +765,55 @@
         <w:pStyle w:val="BodyText"/>
       </w:pPr>
       <w:r>
-        <w:t xml:space="preserve">OLGA: Без продавцов. Без учебного центра. Без клиентов. Пять тысяч за полгода. Вы это посчитали в Сосновке ночью? Или это посчитала за вас бабушкина картонка? Нет, картонка бы не стала.</w:t>
-      </w:r>
-    </w:p>
-    <w:p>
-      <w:pPr>
-        <w:pStyle w:val="BodyText"/>
-      </w:pPr>
-      <w:r>
-        <w:t xml:space="preserve">ALEKSEY: Нет. Я ничего не посчитал. Я торопился.</w:t>
-      </w:r>
-    </w:p>
-    <w:p>
-      <w:pPr>
-        <w:pStyle w:val="BodyText"/>
-      </w:pPr>
-      <w:r>
-        <w:t xml:space="preserve">OLGA: Вот. Первое честное слово за утро.</w:t>
-      </w:r>
-    </w:p>
-    <w:p>
-      <w:pPr>
-        <w:pStyle w:val="BodyText"/>
-      </w:pPr>
-      <w:r>
-        <w:t xml:space="preserve">IRINA: Ольга Петровна, это не всё. По корпоративному договору закупки не требуют решения всех. Это пробел.</w:t>
-      </w:r>
-    </w:p>
-    <w:p>
-      <w:pPr>
-        <w:pStyle w:val="BodyText"/>
-      </w:pPr>
-      <w:r>
-        <w:t xml:space="preserve">OLGA: Пробел, который он нашёл раньше нас. Записывайте, Белова. Пункт девятый.</w:t>
-      </w:r>
-    </w:p>
-    <w:p>
-      <w:pPr>
-        <w:pStyle w:val="BodyText"/>
-      </w:pPr>
-      <w:r>
-        <w:t xml:space="preserve">IRINA: Пункт девятый. Любая закупка товара — решением всех трёх участников. Записала.</w:t>
-      </w:r>
-    </w:p>
-    <w:p>
-      <w:pPr>
-        <w:pStyle w:val="BodyText"/>
-      </w:pPr>
-      <w:r>
-        <w:t xml:space="preserve">OLGA: Алексей Николаевич. Вы помните, что я сказала в марте? В столовой?</w:t>
+        <w:t xml:space="preserve">OLGA: Без продавцов. Без учебного центра. Без клиентов. Пять тысяч за полгода. Вы это посчитали в Сосновке ночью? Или это посчитала за вас бабушкина картонка? Нет, картонка бы не стала, она умнее нас всех.</w:t>
+      </w:r>
+    </w:p>
+    <w:p>
+      <w:pPr>
+        <w:pStyle w:val="BodyText"/>
+      </w:pPr>
+      <w:r>
+        <w:t xml:space="preserve">ALEKSEY: Нет, я ничего не посчитал, потому что торопился.</w:t>
+      </w:r>
+    </w:p>
+    <w:p>
+      <w:pPr>
+        <w:pStyle w:val="BodyText"/>
+      </w:pPr>
+      <w:r>
+        <w:t xml:space="preserve">OLGA: Вот. Это первое честное слово за всё утро.</w:t>
+      </w:r>
+    </w:p>
+    <w:p>
+      <w:pPr>
+        <w:pStyle w:val="BodyText"/>
+      </w:pPr>
+      <w:r>
+        <w:t xml:space="preserve">IRINA: Ольга Петровна, это ещё не всё. По корпоративному договору закупки не требуют решения всех участников, и это пробел.</w:t>
+      </w:r>
+    </w:p>
+    <w:p>
+      <w:pPr>
+        <w:pStyle w:val="BodyText"/>
+      </w:pPr>
+      <w:r>
+        <w:t xml:space="preserve">OLGA: Пробел, который он нашёл раньше нас. Записывайте, Белова: пункт девятый.</w:t>
+      </w:r>
+    </w:p>
+    <w:p>
+      <w:pPr>
+        <w:pStyle w:val="BodyText"/>
+      </w:pPr>
+      <w:r>
+        <w:t xml:space="preserve">IRINA: Пункт девятый: любая закупка товара — только решением всех трёх участников. Записала.</w:t>
+      </w:r>
+    </w:p>
+    <w:p>
+      <w:pPr>
+        <w:pStyle w:val="BodyText"/>
+      </w:pPr>
+      <w:r>
+        <w:t xml:space="preserve">OLGA: Алексей Николаевич, а вы помните, что я сказала в марте, в столовой?</w:t>
       </w:r>
     </w:p>
     <w:p>
@@ -829,55 +829,55 @@
         <w:pStyle w:val="BodyText"/>
       </w:pPr>
       <w:r>
-        <w:t xml:space="preserve">OLGA: Сейчас конец июля. Вы даже до октября не дождались.</w:t>
-      </w:r>
-    </w:p>
-    <w:p>
-      <w:pPr>
-        <w:pStyle w:val="BodyText"/>
-      </w:pPr>
-      <w:r>
-        <w:t xml:space="preserve">ALEKSEY: Я испортил всё?</w:t>
-      </w:r>
-    </w:p>
-    <w:p>
-      <w:pPr>
-        <w:pStyle w:val="BodyText"/>
-      </w:pPr>
-      <w:r>
-        <w:t xml:space="preserve">OLGA: Не всё. Регистрацию вы не испортили. Регистрация — моя. Вы испортили кассу. Это хуже, но лечится.</w:t>
-      </w:r>
-    </w:p>
-    <w:p>
-      <w:pPr>
-        <w:pStyle w:val="BodyText"/>
-      </w:pPr>
-      <w:r>
-        <w:t xml:space="preserve">IRINA: Лечится чем?</w:t>
-      </w:r>
-    </w:p>
-    <w:p>
-      <w:pPr>
-        <w:pStyle w:val="BodyText"/>
-      </w:pPr>
-      <w:r>
-        <w:t xml:space="preserve">OLGA: Правдой. Позвонит корейцам. Расскажет всё, как было. Без «ускорить». Без «как-нибудь».</w:t>
-      </w:r>
-    </w:p>
-    <w:p>
-      <w:pPr>
-        <w:pStyle w:val="BodyText"/>
-      </w:pPr>
-      <w:r>
-        <w:t xml:space="preserve">ALEKSEY: Позвоню. Сегодня в два. У них будет восемь вечера.</w:t>
-      </w:r>
-    </w:p>
-    <w:p>
-      <w:pPr>
-        <w:pStyle w:val="BodyText"/>
-      </w:pPr>
-      <w:r>
-        <w:t xml:space="preserve">OLGA: Звоните из-под картонки. Это полезно для голоса.</w:t>
+        <w:t xml:space="preserve">OLGA: А сейчас только конец июля. Вы даже до октября не дождались.</w:t>
+      </w:r>
+    </w:p>
+    <w:p>
+      <w:pPr>
+        <w:pStyle w:val="BodyText"/>
+      </w:pPr>
+      <w:r>
+        <w:t xml:space="preserve">ALEKSEY: Скажите честно: я испортил всё?</w:t>
+      </w:r>
+    </w:p>
+    <w:p>
+      <w:pPr>
+        <w:pStyle w:val="BodyText"/>
+      </w:pPr>
+      <w:r>
+        <w:t xml:space="preserve">OLGA: Не всё. Регистрацию вы не испортили, потому что регистрация моя. Вы испортили кассу. Это хуже, но это лечится, если не врать себе и другим. Я видела компании, которые пережили и не такое.</w:t>
+      </w:r>
+    </w:p>
+    <w:p>
+      <w:pPr>
+        <w:pStyle w:val="BodyText"/>
+      </w:pPr>
+      <w:r>
+        <w:t xml:space="preserve">IRINA: А чем это лечится, по-вашему?</w:t>
+      </w:r>
+    </w:p>
+    <w:p>
+      <w:pPr>
+        <w:pStyle w:val="BodyText"/>
+      </w:pPr>
+      <w:r>
+        <w:t xml:space="preserve">OLGA: Правдой. Он позвонит корейцам и расскажет всё, как было, без «ускорить» и без «как-нибудь».</w:t>
+      </w:r>
+    </w:p>
+    <w:p>
+      <w:pPr>
+        <w:pStyle w:val="BodyText"/>
+      </w:pPr>
+      <w:r>
+        <w:t xml:space="preserve">ALEKSEY: Позвоню сегодня в два часа, у них тогда будет восемь вечера.</w:t>
+      </w:r>
+    </w:p>
+    <w:p>
+      <w:pPr>
+        <w:pStyle w:val="BodyText"/>
+      </w:pPr>
+      <w:r>
+        <w:t xml:space="preserve">OLGA: Звоните прямо из-под картонки, это полезно для голоса.</w:t>
       </w:r>
     </w:p>
     <w:bookmarkEnd w:id="22"/>
@@ -895,239 +895,239 @@
         <w:pStyle w:val="FirstParagraph"/>
       </w:pPr>
       <w:r>
-        <w:t xml:space="preserve">KUZNETSOV: Снова вы, Белова. Двенадцать документов?</w:t>
-      </w:r>
-    </w:p>
-    <w:p>
-      <w:pPr>
-        <w:pStyle w:val="BodyText"/>
-      </w:pPr>
-      <w:r>
-        <w:t xml:space="preserve">IRINA: Четырнадцать. Я выучила урок. Тринадцатый и четырнадцатый — заранее.</w:t>
-      </w:r>
-    </w:p>
-    <w:p>
-      <w:pPr>
-        <w:pStyle w:val="BodyText"/>
-      </w:pPr>
-      <w:r>
-        <w:t xml:space="preserve">KUZNETSOV: Растёте. Контейнер на месте. Сейчас вскроем при таможне. Это таможенный склад, не свободная зона.</w:t>
-      </w:r>
-    </w:p>
-    <w:p>
-      <w:pPr>
-        <w:pStyle w:val="BodyText"/>
-      </w:pPr>
-      <w:r>
-        <w:t xml:space="preserve">ALEKSEY: Что это значит для нас?</w:t>
-      </w:r>
-    </w:p>
-    <w:p>
-      <w:pPr>
-        <w:pStyle w:val="BodyText"/>
-      </w:pPr>
-      <w:r>
-        <w:t xml:space="preserve">KUZNETSOV: Товар лежит под контролем таможни. Пошлину и НДС платите, только когда выпускаете. До трёх лет можно хранить. Это удобно, но не бесплатно. За удобство платят каждый месяц.</w:t>
-      </w:r>
-    </w:p>
-    <w:p>
-      <w:pPr>
-        <w:pStyle w:val="BodyText"/>
-      </w:pPr>
-      <w:r>
-        <w:t xml:space="preserve">IRINA: А продать со склада можно?</w:t>
-      </w:r>
-    </w:p>
-    <w:p>
-      <w:pPr>
-        <w:pStyle w:val="BodyText"/>
-      </w:pPr>
-      <w:r>
-        <w:t xml:space="preserve">KUZNETSOV: Нельзя. Без удостоверения выпуска нет. Склад — зал ожидания, а не магазин.</w:t>
-      </w:r>
-    </w:p>
-    <w:p>
-      <w:pPr>
-        <w:pStyle w:val="BodyText"/>
-      </w:pPr>
-      <w:r>
-        <w:t xml:space="preserve">ALEKSEY: Зал ожидания на пятнадцать месяцев.</w:t>
-      </w:r>
-    </w:p>
-    <w:p>
-      <w:pPr>
-        <w:pStyle w:val="BodyText"/>
-      </w:pPr>
-      <w:r>
-        <w:t xml:space="preserve">KUZNETSOV: Бывает дольше. У меня клиент ждал два года, потом увёз всё обратно. Но есть и хорошая новость. Смотрите — термологгер. Внутри контейнера. Записывал температуру всю дорогу.</w:t>
-      </w:r>
-    </w:p>
-    <w:p>
-      <w:pPr>
-        <w:pStyle w:val="BodyText"/>
-      </w:pPr>
-      <w:r>
-        <w:t xml:space="preserve">IRINA: Покажите. Максимум?</w:t>
-      </w:r>
-    </w:p>
-    <w:p>
-      <w:pPr>
-        <w:pStyle w:val="BodyText"/>
-      </w:pPr>
-      <w:r>
-        <w:t xml:space="preserve">KUZNETSOV: Двадцать четыре и пять. Байкал, середина июля. Минимум — девятнадцать.</w:t>
-      </w:r>
-    </w:p>
-    <w:p>
-      <w:pPr>
-        <w:pStyle w:val="BodyText"/>
-      </w:pPr>
-      <w:r>
-        <w:t xml:space="preserve">IRINA: Предел — двадцать пять. Полградуса до края.</w:t>
-      </w:r>
-    </w:p>
-    <w:p>
-      <w:pPr>
-        <w:pStyle w:val="BodyText"/>
-      </w:pPr>
-      <w:r>
-        <w:t xml:space="preserve">ALEKSEY: Полградуса. Нам повезло.</w:t>
-      </w:r>
-    </w:p>
-    <w:p>
-      <w:pPr>
-        <w:pStyle w:val="BodyText"/>
-      </w:pPr>
-      <w:r>
-        <w:t xml:space="preserve">IRINA: Не повезло. Госпожа Чон положила в контейнер изотермические одеяла. Я видела в упаковочном листе, строка семь. Она подумала о Байкале в июле. Мы о таком даже не думали.</w:t>
-      </w:r>
-    </w:p>
-    <w:p>
-      <w:pPr>
-        <w:pStyle w:val="BodyText"/>
-      </w:pPr>
-      <w:r>
-        <w:t xml:space="preserve">KUZNETSOV: Хороший производитель. Редко кто так упаковывает.</w:t>
-      </w:r>
-    </w:p>
-    <w:p>
-      <w:pPr>
-        <w:pStyle w:val="BodyText"/>
-      </w:pPr>
-      <w:r>
-        <w:t xml:space="preserve">IRINA: Хороший. Даже слишком хороший для таких клиентов, как мы.</w:t>
-      </w:r>
-    </w:p>
-    <w:p>
-      <w:pPr>
-        <w:pStyle w:val="BodyText"/>
-      </w:pPr>
-      <w:r>
-        <w:t xml:space="preserve">ALEKSEY: Она думает обо всём. Даже о запасе, когда не надо.</w:t>
-      </w:r>
-    </w:p>
-    <w:p>
-      <w:pPr>
-        <w:pStyle w:val="BodyText"/>
-      </w:pPr>
-      <w:r>
-        <w:t xml:space="preserve">IRINA: Запас в одеялах — это правильный запас. Запас в шприцах — неправильный. Она научилась.</w:t>
-      </w:r>
-    </w:p>
-    <w:p>
-      <w:pPr>
-        <w:pStyle w:val="BodyText"/>
-      </w:pPr>
-      <w:r>
-        <w:t xml:space="preserve">KUZNETSOV: Записываю в акт: температура в норме, повреждений нет, пломба целая. Помещаем на хранение.</w:t>
-      </w:r>
-    </w:p>
-    <w:p>
-      <w:pPr>
-        <w:pStyle w:val="BodyText"/>
-      </w:pPr>
-      <w:r>
-        <w:t xml:space="preserve">ALEKSEY: Можно я посмотрю на коробки? Один раз.</w:t>
-      </w:r>
-    </w:p>
-    <w:p>
-      <w:pPr>
-        <w:pStyle w:val="BodyText"/>
-      </w:pPr>
-      <w:r>
-        <w:t xml:space="preserve">KUZNETSOV: Смотрите. Только не трогайте. Таможня рядом.</w:t>
-      </w:r>
-    </w:p>
-    <w:p>
-      <w:pPr>
-        <w:pStyle w:val="BodyText"/>
-      </w:pPr>
-      <w:r>
-        <w:t xml:space="preserve">ALEKSEY: «Sejin Fill». Наш первый товар. И мы не можем его продать.</w:t>
-      </w:r>
-    </w:p>
-    <w:p>
-      <w:pPr>
-        <w:pStyle w:val="BodyText"/>
-      </w:pPr>
-      <w:r>
-        <w:t xml:space="preserve">IRINA: Пока не можем. Это главное слово сегодня. «Пока».</w:t>
-      </w:r>
-    </w:p>
-    <w:p>
-      <w:pPr>
-        <w:pStyle w:val="BodyText"/>
-      </w:pPr>
-      <w:r>
-        <w:t xml:space="preserve">ALEKSEY: Корнилова говорила, что «пока» — опасное слово.</w:t>
-      </w:r>
-    </w:p>
-    <w:p>
-      <w:pPr>
-        <w:pStyle w:val="BodyText"/>
-      </w:pPr>
-      <w:r>
-        <w:t xml:space="preserve">IRINA: Для вас — опасное. Для меня — рабочее. Я в нём живу.</w:t>
-      </w:r>
-    </w:p>
-    <w:p>
-      <w:pPr>
-        <w:pStyle w:val="BodyText"/>
-      </w:pPr>
-      <w:r>
-        <w:t xml:space="preserve">KUZNETSOV: Подпишите акт приёма. Оба. Сначала директор, потом финансы.</w:t>
-      </w:r>
-    </w:p>
-    <w:p>
-      <w:pPr>
-        <w:pStyle w:val="BodyText"/>
-      </w:pPr>
-      <w:r>
-        <w:t xml:space="preserve">ALEKSEY: Подписываю. Пять тысяч шприцев на хранение. Пятнадцать месяцев.</w:t>
-      </w:r>
-    </w:p>
-    <w:p>
-      <w:pPr>
-        <w:pStyle w:val="BodyText"/>
-      </w:pPr>
-      <w:r>
-        <w:t xml:space="preserve">IRINA: Подписываю. Вторая подпись. С комментарием.</w:t>
-      </w:r>
-    </w:p>
-    <w:p>
-      <w:pPr>
-        <w:pStyle w:val="BodyText"/>
-      </w:pPr>
-      <w:r>
-        <w:t xml:space="preserve">KUZNETSOV: Каким комментарием?</w:t>
-      </w:r>
-    </w:p>
-    <w:p>
-      <w:pPr>
-        <w:pStyle w:val="BodyText"/>
-      </w:pPr>
-      <w:r>
-        <w:t xml:space="preserve">IRINA: «Поставка без решения участников. Урок записан. Пункт девять». Для истории компании.</w:t>
+        <w:t xml:space="preserve">KUZNETSOV: Снова вы, Белова. Опять двенадцать документов?</w:t>
+      </w:r>
+    </w:p>
+    <w:p>
+      <w:pPr>
+        <w:pStyle w:val="BodyText"/>
+      </w:pPr>
+      <w:r>
+        <w:t xml:space="preserve">IRINA: Четырнадцать, потому что я выучила урок: тринадцатый и четырнадцатый готовлю заранее.</w:t>
+      </w:r>
+    </w:p>
+    <w:p>
+      <w:pPr>
+        <w:pStyle w:val="BodyText"/>
+      </w:pPr>
+      <w:r>
+        <w:t xml:space="preserve">KUZNETSOV: Растёте. Контейнер на месте, сейчас вскроем при таможне. Это таможенный склад, а не свободная зона.</w:t>
+      </w:r>
+    </w:p>
+    <w:p>
+      <w:pPr>
+        <w:pStyle w:val="BodyText"/>
+      </w:pPr>
+      <w:r>
+        <w:t xml:space="preserve">ALEKSEY: А что это значит для нас на практике?</w:t>
+      </w:r>
+    </w:p>
+    <w:p>
+      <w:pPr>
+        <w:pStyle w:val="BodyText"/>
+      </w:pPr>
+      <w:r>
+        <w:t xml:space="preserve">KUZNETSOV: Товар лежит под контролем таможни. Пошлину и НДС вы платите, только когда выпускаете товар. Хранить можно до трёх лет. Это удобно, но не бесплатно, и за удобство платят каждый месяц.</w:t>
+      </w:r>
+    </w:p>
+    <w:p>
+      <w:pPr>
+        <w:pStyle w:val="BodyText"/>
+      </w:pPr>
+      <w:r>
+        <w:t xml:space="preserve">IRINA: А продать товар прямо со склада можно?</w:t>
+      </w:r>
+    </w:p>
+    <w:p>
+      <w:pPr>
+        <w:pStyle w:val="BodyText"/>
+      </w:pPr>
+      <w:r>
+        <w:t xml:space="preserve">KUZNETSOV: Нельзя, потому что без удостоверения выпуска нет. Склад — это зал ожидания, а не магазин.</w:t>
+      </w:r>
+    </w:p>
+    <w:p>
+      <w:pPr>
+        <w:pStyle w:val="BodyText"/>
+      </w:pPr>
+      <w:r>
+        <w:t xml:space="preserve">ALEKSEY: Зал ожидания на пятнадцать месяцев. Звучит невесело.</w:t>
+      </w:r>
+    </w:p>
+    <w:p>
+      <w:pPr>
+        <w:pStyle w:val="BodyText"/>
+      </w:pPr>
+      <w:r>
+        <w:t xml:space="preserve">KUZNETSOV: Бывает и дольше. У меня клиент ждал два года, а потом увёз всё обратно. Но есть и хорошая новость. Смотрите, это термологгер, он стоял внутри контейнера и записывал температуру всю дорогу, от Пусана до Москвы.</w:t>
+      </w:r>
+    </w:p>
+    <w:p>
+      <w:pPr>
+        <w:pStyle w:val="BodyText"/>
+      </w:pPr>
+      <w:r>
+        <w:t xml:space="preserve">IRINA: Покажите, пожалуйста. Какой был максимум?</w:t>
+      </w:r>
+    </w:p>
+    <w:p>
+      <w:pPr>
+        <w:pStyle w:val="BodyText"/>
+      </w:pPr>
+      <w:r>
+        <w:t xml:space="preserve">KUZNETSOV: Двадцать четыре и пять, это Байкал, середина июля. А минимум — девятнадцать.</w:t>
+      </w:r>
+    </w:p>
+    <w:p>
+      <w:pPr>
+        <w:pStyle w:val="BodyText"/>
+      </w:pPr>
+      <w:r>
+        <w:t xml:space="preserve">IRINA: Предел — двадцать пять, значит, до края оставалось всего полградуса.</w:t>
+      </w:r>
+    </w:p>
+    <w:p>
+      <w:pPr>
+        <w:pStyle w:val="BodyText"/>
+      </w:pPr>
+      <w:r>
+        <w:t xml:space="preserve">ALEKSEY: Полградуса. Можно сказать, что нам повезло.</w:t>
+      </w:r>
+    </w:p>
+    <w:p>
+      <w:pPr>
+        <w:pStyle w:val="BodyText"/>
+      </w:pPr>
+      <w:r>
+        <w:t xml:space="preserve">IRINA: Это не повезло. Госпожа Чон положила в контейнер изотермические одеяла. Я видела в упаковочном листе, строка семь. Она подумала о Байкале в июле. Мы о таком даже не думали, хотя это наша страна.</w:t>
+      </w:r>
+    </w:p>
+    <w:p>
+      <w:pPr>
+        <w:pStyle w:val="BodyText"/>
+      </w:pPr>
+      <w:r>
+        <w:t xml:space="preserve">KUZNETSOV: Хороший производитель. Редко кто так аккуратно упаковывает.</w:t>
+      </w:r>
+    </w:p>
+    <w:p>
+      <w:pPr>
+        <w:pStyle w:val="BodyText"/>
+      </w:pPr>
+      <w:r>
+        <w:t xml:space="preserve">IRINA: Хороший, даже слишком хороший для таких клиентов, как мы.</w:t>
+      </w:r>
+    </w:p>
+    <w:p>
+      <w:pPr>
+        <w:pStyle w:val="BodyText"/>
+      </w:pPr>
+      <w:r>
+        <w:t xml:space="preserve">ALEKSEY: Она думает обо всём, даже о запасе, когда он не нужен.</w:t>
+      </w:r>
+    </w:p>
+    <w:p>
+      <w:pPr>
+        <w:pStyle w:val="BodyText"/>
+      </w:pPr>
+      <w:r>
+        <w:t xml:space="preserve">IRINA: Запас в одеялах — это правильный запас, а запас в шприцах — неправильный. Она научилась.</w:t>
+      </w:r>
+    </w:p>
+    <w:p>
+      <w:pPr>
+        <w:pStyle w:val="BodyText"/>
+      </w:pPr>
+      <w:r>
+        <w:t xml:space="preserve">KUZNETSOV: Записываю в акт: температура в норме, повреждений нет, пломба целая. Помещаем товар на хранение.</w:t>
+      </w:r>
+    </w:p>
+    <w:p>
+      <w:pPr>
+        <w:pStyle w:val="BodyText"/>
+      </w:pPr>
+      <w:r>
+        <w:t xml:space="preserve">ALEKSEY: Можно я посмотрю на коробки? Всего один раз.</w:t>
+      </w:r>
+    </w:p>
+    <w:p>
+      <w:pPr>
+        <w:pStyle w:val="BodyText"/>
+      </w:pPr>
+      <w:r>
+        <w:t xml:space="preserve">KUZNETSOV: Смотрите, только ничего не трогайте, таможня рядом.</w:t>
+      </w:r>
+    </w:p>
+    <w:p>
+      <w:pPr>
+        <w:pStyle w:val="BodyText"/>
+      </w:pPr>
+      <w:r>
+        <w:t xml:space="preserve">ALEKSEY: «Sejin Fill». Это наш первый товар, и мы не можем его продать.</w:t>
+      </w:r>
+    </w:p>
+    <w:p>
+      <w:pPr>
+        <w:pStyle w:val="BodyText"/>
+      </w:pPr>
+      <w:r>
+        <w:t xml:space="preserve">IRINA: Пока не можем. Это главное слово сегодняшнего дня — «пока».</w:t>
+      </w:r>
+    </w:p>
+    <w:p>
+      <w:pPr>
+        <w:pStyle w:val="BodyText"/>
+      </w:pPr>
+      <w:r>
+        <w:t xml:space="preserve">ALEKSEY: А Корнилова говорила, что «пока» — опасное слово.</w:t>
+      </w:r>
+    </w:p>
+    <w:p>
+      <w:pPr>
+        <w:pStyle w:val="BodyText"/>
+      </w:pPr>
+      <w:r>
+        <w:t xml:space="preserve">IRINA: Для вас оно опасное, а для меня рабочее. Я в нём живу.</w:t>
+      </w:r>
+    </w:p>
+    <w:p>
+      <w:pPr>
+        <w:pStyle w:val="BodyText"/>
+      </w:pPr>
+      <w:r>
+        <w:t xml:space="preserve">KUZNETSOV: Подпишите акт приёма, оба: сначала директор, потом финансы.</w:t>
+      </w:r>
+    </w:p>
+    <w:p>
+      <w:pPr>
+        <w:pStyle w:val="BodyText"/>
+      </w:pPr>
+      <w:r>
+        <w:t xml:space="preserve">ALEKSEY: Подписываю: пять тысяч шприцев на хранение на пятнадцать месяцев.</w:t>
+      </w:r>
+    </w:p>
+    <w:p>
+      <w:pPr>
+        <w:pStyle w:val="BodyText"/>
+      </w:pPr>
+      <w:r>
+        <w:t xml:space="preserve">IRINA: Подписываю вторую подпись, но с комментарием.</w:t>
+      </w:r>
+    </w:p>
+    <w:p>
+      <w:pPr>
+        <w:pStyle w:val="BodyText"/>
+      </w:pPr>
+      <w:r>
+        <w:t xml:space="preserve">KUZNETSOV: А каким комментарием?</w:t>
+      </w:r>
+    </w:p>
+    <w:p>
+      <w:pPr>
+        <w:pStyle w:val="BodyText"/>
+      </w:pPr>
+      <w:r>
+        <w:t xml:space="preserve">IRINA: «Поставка без решения участников. Урок записан. Пункт девять». Это для истории компании.</w:t>
       </w:r>
     </w:p>
     <w:bookmarkEnd w:id="23"/>
@@ -1145,63 +1145,63 @@
         <w:pStyle w:val="FirstParagraph"/>
       </w:pPr>
       <w:r>
-        <w:t xml:space="preserve">DOYUN: Алексей, добрый день. Президент рядом. Он знает, что контейнер пришёл. Он ждёт ваш звонок.</w:t>
-      </w:r>
-    </w:p>
-    <w:p>
-      <w:pPr>
-        <w:pStyle w:val="BodyText"/>
-      </w:pPr>
-      <w:r>
-        <w:t xml:space="preserve">ALEKSEY: Доюн, переводите всё. Даже то, что мне стыдно говорить.</w:t>
-      </w:r>
-    </w:p>
-    <w:p>
-      <w:pPr>
-        <w:pStyle w:val="BodyText"/>
-      </w:pPr>
-      <w:r>
-        <w:t xml:space="preserve">DOYUN: Всё. Как всегда. Говорите.</w:t>
-      </w:r>
-    </w:p>
-    <w:p>
-      <w:pPr>
-        <w:pStyle w:val="BodyText"/>
-      </w:pPr>
-      <w:r>
-        <w:t xml:space="preserve">ALEKSEY: Господин президент. Контейнер пришёл. Температура в норме. Спасибо госпоже Чон за одеяла.</w:t>
-      </w:r>
-    </w:p>
-    <w:p>
-      <w:pPr>
-        <w:pStyle w:val="BodyText"/>
-      </w:pPr>
-      <w:r>
-        <w:t xml:space="preserve">DOYUN: Он говорит: «Хорошо. Но вы звоните не про одеяла».</w:t>
-      </w:r>
-    </w:p>
-    <w:p>
-      <w:pPr>
-        <w:pStyle w:val="BodyText"/>
-      </w:pPr>
-      <w:r>
-        <w:t xml:space="preserve">ALEKSEY: Не про одеяла. Я заказал контейнер, не спросив своих партнёров. Отсрочка начинается с поставки. Платить в сентябре. А продавать мы сможем только через пятнадцать месяцев.</w:t>
-      </w:r>
-    </w:p>
-    <w:p>
-      <w:pPr>
-        <w:pStyle w:val="BodyText"/>
-      </w:pPr>
-      <w:r>
-        <w:t xml:space="preserve">DOYUN: Он молчит. Долго.</w:t>
-      </w:r>
-    </w:p>
-    <w:p>
-      <w:pPr>
-        <w:pStyle w:val="BodyText"/>
-      </w:pPr>
-      <w:r>
-        <w:t xml:space="preserve">ALEKSEY: Я прошу перенести начало отсрочки. С даты регистрации. Я понимаю, что это моя ошибка, не ваша. Я готов платить проценты за перенос. Честно, по документам.</w:t>
+        <w:t xml:space="preserve">DOYUN: Алексей, добрый день. Президент рядом. Он знает, что контейнер пришёл, и ждёт вашего звонка.</w:t>
+      </w:r>
+    </w:p>
+    <w:p>
+      <w:pPr>
+        <w:pStyle w:val="BodyText"/>
+      </w:pPr>
+      <w:r>
+        <w:t xml:space="preserve">ALEKSEY: Доюн, переводите всё, даже то, что мне стыдно говорить.</w:t>
+      </w:r>
+    </w:p>
+    <w:p>
+      <w:pPr>
+        <w:pStyle w:val="BodyText"/>
+      </w:pPr>
+      <w:r>
+        <w:t xml:space="preserve">DOYUN: Всё, как всегда. Говорите, я готов.</w:t>
+      </w:r>
+    </w:p>
+    <w:p>
+      <w:pPr>
+        <w:pStyle w:val="BodyText"/>
+      </w:pPr>
+      <w:r>
+        <w:t xml:space="preserve">ALEKSEY: Господин президент, контейнер пришёл, и температура в норме. Спасибо госпоже Чон за одеяла.</w:t>
+      </w:r>
+    </w:p>
+    <w:p>
+      <w:pPr>
+        <w:pStyle w:val="BodyText"/>
+      </w:pPr>
+      <w:r>
+        <w:t xml:space="preserve">DOYUN: Он говорит: «Хорошо. Но вы ведь звоните не про одеяла».</w:t>
+      </w:r>
+    </w:p>
+    <w:p>
+      <w:pPr>
+        <w:pStyle w:val="BodyText"/>
+      </w:pPr>
+      <w:r>
+        <w:t xml:space="preserve">ALEKSEY: Не про одеяла. Я заказал контейнер, не спросив своих партнёров. Отсрочка начинается с поставки, и платить нужно в сентябре. А продавать мы сможем только через пятнадцать месяцев, когда будет регистрация.</w:t>
+      </w:r>
+    </w:p>
+    <w:p>
+      <w:pPr>
+        <w:pStyle w:val="BodyText"/>
+      </w:pPr>
+      <w:r>
+        <w:t xml:space="preserve">DOYUN: Он молчит, и молчит долго.</w:t>
+      </w:r>
+    </w:p>
+    <w:p>
+      <w:pPr>
+        <w:pStyle w:val="BodyText"/>
+      </w:pPr>
+      <w:r>
+        <w:t xml:space="preserve">ALEKSEY: Я прошу перенести начало отсрочки на дату регистрации. Я понимаю, что это моя ошибка, а не ваша. Я готов платить проценты за перенос, честно и по документам, как у нас принято с первого дня.</w:t>
       </w:r>
     </w:p>
     <w:p>
@@ -1217,127 +1217,127 @@
         <w:pStyle w:val="BodyText"/>
       </w:pPr>
       <w:r>
-        <w:t xml:space="preserve">ALEKSEY: Понимаю.</w:t>
-      </w:r>
-    </w:p>
-    <w:p>
-      <w:pPr>
-        <w:pStyle w:val="BodyText"/>
-      </w:pPr>
-      <w:r>
-        <w:t xml:space="preserve">DOYUN: Он говорит: «Я не меняю договор через месяц после подписи. Иначе договор — это бумага, а не слово. Вы просили отгрузить. Я доверял. Шестьдесят дней — с поставки».</w:t>
-      </w:r>
-    </w:p>
-    <w:p>
-      <w:pPr>
-        <w:pStyle w:val="BodyText"/>
-      </w:pPr>
-      <w:r>
-        <w:t xml:space="preserve">OLGA: Он прав. Я бы сказала то же самое. Только грубее.</w:t>
-      </w:r>
-    </w:p>
-    <w:p>
-      <w:pPr>
-        <w:pStyle w:val="BodyText"/>
-      </w:pPr>
-      <w:r>
-        <w:t xml:space="preserve">DOYUN: Он спрашивает, кто это говорит.</w:t>
-      </w:r>
-    </w:p>
-    <w:p>
-      <w:pPr>
-        <w:pStyle w:val="BodyText"/>
-      </w:pPr>
-      <w:r>
-        <w:t xml:space="preserve">ALEKSEY: Ольга Петровна. Регистратор. Она согласна с вами.</w:t>
-      </w:r>
-    </w:p>
-    <w:p>
-      <w:pPr>
-        <w:pStyle w:val="BodyText"/>
-      </w:pPr>
-      <w:r>
-        <w:t xml:space="preserve">DOYUN: Он говорит: «Передайте ей: она курит на балконе и считает месяцы. Вы — пока нет».</w:t>
-      </w:r>
-    </w:p>
-    <w:p>
-      <w:pPr>
-        <w:pStyle w:val="BodyText"/>
-      </w:pPr>
-      <w:r>
-        <w:t xml:space="preserve">IRINA: Господин президент, можно вопрос? Если мы не заплатим в сентябре вовремя?</w:t>
-      </w:r>
-    </w:p>
-    <w:p>
-      <w:pPr>
-        <w:pStyle w:val="BodyText"/>
-      </w:pPr>
-      <w:r>
-        <w:t xml:space="preserve">DOYUN: Он говорит: «Тогда доверие закончится. Не договор. Доверие. Его второй раз не дают».</w:t>
-      </w:r>
-    </w:p>
-    <w:p>
-      <w:pPr>
-        <w:pStyle w:val="BodyText"/>
-      </w:pPr>
-      <w:r>
-        <w:t xml:space="preserve">IRINA: Мы заплатим. Я найду. Я пока не знаю где, но я найду.</w:t>
-      </w:r>
-    </w:p>
-    <w:p>
-      <w:pPr>
-        <w:pStyle w:val="BodyText"/>
-      </w:pPr>
-      <w:r>
-        <w:t xml:space="preserve">DOYUN: Он говорит: «Я знаю, что вы найдёте. Вы встаёте в четыре». И ещё он говорит Алексею одну вещь. Лично. Не для протокола. Я переведу точно, слово в слово.</w:t>
-      </w:r>
-    </w:p>
-    <w:p>
-      <w:pPr>
-        <w:pStyle w:val="BodyText"/>
-      </w:pPr>
-      <w:r>
-        <w:t xml:space="preserve">ALEKSEY: Слушаю.</w:t>
-      </w:r>
-    </w:p>
-    <w:p>
-      <w:pPr>
-        <w:pStyle w:val="BodyText"/>
-      </w:pPr>
-      <w:r>
-        <w:t xml:space="preserve">DOYUN: «Ваша бабушка просила меня беречь вас от спешки. Я не уберёг. Это и моя ошибка. Я отгрузил, потому что хотел сделать вам подарок. Подарок без спроса — тоже спешка».</w:t>
-      </w:r>
-    </w:p>
-    <w:p>
-      <w:pPr>
-        <w:pStyle w:val="BodyText"/>
-      </w:pPr>
-      <w:r>
-        <w:t xml:space="preserve">ALEKSEY: Господин президент, это не ваша ошибка. Это моя.</w:t>
-      </w:r>
-    </w:p>
-    <w:p>
-      <w:pPr>
-        <w:pStyle w:val="BodyText"/>
-      </w:pPr>
-      <w:r>
-        <w:t xml:space="preserve">DOYUN: Он говорит: «Ошибка — общая. Долг — ваш. Так честно». Он повторил слово «честно». По-русски.</w:t>
-      </w:r>
-    </w:p>
-    <w:p>
-      <w:pPr>
-        <w:pStyle w:val="BodyText"/>
-      </w:pPr>
-      <w:r>
-        <w:t xml:space="preserve">ALEKSEY: Честно. Я понял. Спасибо, что сказали «нет».</w:t>
-      </w:r>
-    </w:p>
-    <w:p>
-      <w:pPr>
-        <w:pStyle w:val="BodyText"/>
-      </w:pPr>
-      <w:r>
-        <w:t xml:space="preserve">DOYUN: Алексей, лично от меня. Он не сердится. Он расстроен, что вы не спросили своих. Он так и сказал: «Сначала спрашивают своих, потом — корейцев». Он сам такой.</w:t>
+        <w:t xml:space="preserve">ALEKSEY: Я понимаю его решение.</w:t>
+      </w:r>
+    </w:p>
+    <w:p>
+      <w:pPr>
+        <w:pStyle w:val="BodyText"/>
+      </w:pPr>
+      <w:r>
+        <w:t xml:space="preserve">DOYUN: Он говорит: «Я не меняю договор через месяц после подписи. Иначе договор — это бумага, а не слово. Вы просили отгрузить. Я доверял. Шестьдесят дней — с поставки». И добавляет, что слово для него дороже любого контейнера.</w:t>
+      </w:r>
+    </w:p>
+    <w:p>
+      <w:pPr>
+        <w:pStyle w:val="BodyText"/>
+      </w:pPr>
+      <w:r>
+        <w:t xml:space="preserve">OLGA: Он прав. Я бы сказала то же самое, только грубее.</w:t>
+      </w:r>
+    </w:p>
+    <w:p>
+      <w:pPr>
+        <w:pStyle w:val="BodyText"/>
+      </w:pPr>
+      <w:r>
+        <w:t xml:space="preserve">DOYUN: Он спрашивает, кто это сейчас говорит.</w:t>
+      </w:r>
+    </w:p>
+    <w:p>
+      <w:pPr>
+        <w:pStyle w:val="BodyText"/>
+      </w:pPr>
+      <w:r>
+        <w:t xml:space="preserve">ALEKSEY: Это Ольга Петровна, наш регистратор. Она с вами согласна.</w:t>
+      </w:r>
+    </w:p>
+    <w:p>
+      <w:pPr>
+        <w:pStyle w:val="BodyText"/>
+      </w:pPr>
+      <w:r>
+        <w:t xml:space="preserve">DOYUN: Он говорит: «Передайте ей: она курит на балконе и считает месяцы, а вы — пока нет».</w:t>
+      </w:r>
+    </w:p>
+    <w:p>
+      <w:pPr>
+        <w:pStyle w:val="BodyText"/>
+      </w:pPr>
+      <w:r>
+        <w:t xml:space="preserve">IRINA: Господин президент, можно вопрос? Что будет, если мы не заплатим в сентябре вовремя?</w:t>
+      </w:r>
+    </w:p>
+    <w:p>
+      <w:pPr>
+        <w:pStyle w:val="BodyText"/>
+      </w:pPr>
+      <w:r>
+        <w:t xml:space="preserve">DOYUN: Он говорит: «Тогда закончится доверие. Не договор, а доверие. Его второй раз не дают».</w:t>
+      </w:r>
+    </w:p>
+    <w:p>
+      <w:pPr>
+        <w:pStyle w:val="BodyText"/>
+      </w:pPr>
+      <w:r>
+        <w:t xml:space="preserve">IRINA: Мы заплатим, я найду деньги. Я пока не знаю где, но я обязательно найду.</w:t>
+      </w:r>
+    </w:p>
+    <w:p>
+      <w:pPr>
+        <w:pStyle w:val="BodyText"/>
+      </w:pPr>
+      <w:r>
+        <w:t xml:space="preserve">DOYUN: Он говорит: «Я знаю, что вы найдёте, вы ведь встаёте в четыре». И ещё он хочет сказать Алексею одну вещь, лично и не для протокола. Я переведу точно, слово в слово, потому что для него это важно.</w:t>
+      </w:r>
+    </w:p>
+    <w:p>
+      <w:pPr>
+        <w:pStyle w:val="BodyText"/>
+      </w:pPr>
+      <w:r>
+        <w:t xml:space="preserve">ALEKSEY: Слушаю вас.</w:t>
+      </w:r>
+    </w:p>
+    <w:p>
+      <w:pPr>
+        <w:pStyle w:val="BodyText"/>
+      </w:pPr>
+      <w:r>
+        <w:t xml:space="preserve">DOYUN: Он говорит: «Ваша бабушка просила меня беречь вас от спешки. Я не уберёг. Это и моя ошибка. Я отгрузил, потому что хотел сделать вам подарок. Подарок без спроса — тоже спешка».</w:t>
+      </w:r>
+    </w:p>
+    <w:p>
+      <w:pPr>
+        <w:pStyle w:val="BodyText"/>
+      </w:pPr>
+      <w:r>
+        <w:t xml:space="preserve">ALEKSEY: Господин президент, это не ваша ошибка, а моя.</w:t>
+      </w:r>
+    </w:p>
+    <w:p>
+      <w:pPr>
+        <w:pStyle w:val="BodyText"/>
+      </w:pPr>
+      <w:r>
+        <w:t xml:space="preserve">DOYUN: Он говорит: «Ошибка — общая. Долг — ваш. Так честно». И он повторил слово «честно» по-русски.</w:t>
+      </w:r>
+    </w:p>
+    <w:p>
+      <w:pPr>
+        <w:pStyle w:val="BodyText"/>
+      </w:pPr>
+      <w:r>
+        <w:t xml:space="preserve">ALEKSEY: Честно. Я понял, и спасибо, что вы сказали «нет».</w:t>
+      </w:r>
+    </w:p>
+    <w:p>
+      <w:pPr>
+        <w:pStyle w:val="BodyText"/>
+      </w:pPr>
+      <w:r>
+        <w:t xml:space="preserve">DOYUN: Алексей, это лично от меня. Он не сердится. Он расстроен, что вы не спросили своих. Он так и сказал: «Сначала спрашивают своих, потом — корейцев». Он сам всегда так делает, поэтому ему и обидно за вас.</w:t>
       </w:r>
     </w:p>
     <w:bookmarkEnd w:id="24"/>
@@ -1355,119 +1355,119 @@
         <w:pStyle w:val="FirstParagraph"/>
       </w:pPr>
       <w:r>
-        <w:t xml:space="preserve">NIKOLAY: Алло. Лёша? Ты обещал позвонить, когда придёт первый контейнер.</w:t>
-      </w:r>
-    </w:p>
-    <w:p>
-      <w:pPr>
-        <w:pStyle w:val="BodyText"/>
-      </w:pPr>
-      <w:r>
-        <w:t xml:space="preserve">ALEKSEY: Пришёл, пап. Пять тысяч шприцев. На таможенном складе.</w:t>
-      </w:r>
-    </w:p>
-    <w:p>
-      <w:pPr>
-        <w:pStyle w:val="BodyText"/>
-      </w:pPr>
-      <w:r>
-        <w:t xml:space="preserve">NIKOLAY: На складе. Значит, продать нельзя?</w:t>
-      </w:r>
-    </w:p>
-    <w:p>
-      <w:pPr>
-        <w:pStyle w:val="BodyText"/>
-      </w:pPr>
-      <w:r>
-        <w:t xml:space="preserve">ALEKSEY: Нельзя. Пятнадцать месяцев. А платить — через два.</w:t>
-      </w:r>
-    </w:p>
-    <w:p>
-      <w:pPr>
-        <w:pStyle w:val="BodyText"/>
-      </w:pPr>
-      <w:r>
-        <w:t xml:space="preserve">NIKOLAY: Значит, это не первый контейнер. Это первый брак. Ты же обещал позвонить и про брак.</w:t>
-      </w:r>
-    </w:p>
-    <w:p>
-      <w:pPr>
-        <w:pStyle w:val="BodyText"/>
-      </w:pPr>
-      <w:r>
-        <w:t xml:space="preserve">ALEKSEY: Обещал. Вот, звоню. Два звонка в одном.</w:t>
-      </w:r>
-    </w:p>
-    <w:p>
-      <w:pPr>
-        <w:pStyle w:val="BodyText"/>
-      </w:pPr>
-      <w:r>
-        <w:t xml:space="preserve">NIKOLAY: Экономишь. Молодец. Колесо держит?</w:t>
-      </w:r>
-    </w:p>
-    <w:p>
-      <w:pPr>
-        <w:pStyle w:val="BodyText"/>
-      </w:pPr>
-      <w:r>
-        <w:t xml:space="preserve">ALEKSEY: Держит. «В-7» на месте.</w:t>
-      </w:r>
-    </w:p>
-    <w:p>
-      <w:pPr>
-        <w:pStyle w:val="BodyText"/>
-      </w:pPr>
-      <w:r>
-        <w:t xml:space="preserve">NIKOLAY: Тогда слушай мастера. Брак не прячут и не продают. Брак записывают, а потом делают так, чтобы он не повторился. Всё. Так у нас в цехе было, до закрытия.</w:t>
-      </w:r>
-    </w:p>
-    <w:p>
-      <w:pPr>
-        <w:pStyle w:val="BodyText"/>
-      </w:pPr>
-      <w:r>
-        <w:t xml:space="preserve">ALEKSEY: Ирина записала. Пункт девятый в договоре. Закупки — только втроём.</w:t>
-      </w:r>
-    </w:p>
-    <w:p>
-      <w:pPr>
-        <w:pStyle w:val="BodyText"/>
-      </w:pPr>
-      <w:r>
-        <w:t xml:space="preserve">NIKOLAY: Правильная женщина. Денег у меня нет, ты знаешь. Но если надо будет считать коробки на складе — приеду. Бесплатно. С термосом, своим уровнем и мамиными бутербродами.</w:t>
-      </w:r>
-    </w:p>
-    <w:p>
-      <w:pPr>
-        <w:pStyle w:val="BodyText"/>
-      </w:pPr>
-      <w:r>
-        <w:t xml:space="preserve">ALEKSEY: Спасибо, пап. Правда.</w:t>
-      </w:r>
-    </w:p>
-    <w:p>
-      <w:pPr>
-        <w:pStyle w:val="BodyText"/>
-      </w:pPr>
-      <w:r>
-        <w:t xml:space="preserve">OLGA: Алексей Николаевич, заканчивайте. Я принесла маркер. Пишите под картонкой. Моими словами.</w:t>
-      </w:r>
-    </w:p>
-    <w:p>
-      <w:pPr>
-        <w:pStyle w:val="BodyText"/>
-      </w:pPr>
-      <w:r>
-        <w:t xml:space="preserve">ALEKSEY: Какими словами?</w:t>
-      </w:r>
-    </w:p>
-    <w:p>
-      <w:pPr>
-        <w:pStyle w:val="BodyText"/>
-      </w:pPr>
-      <w:r>
-        <w:t xml:space="preserve">OLGA: «Без регистрации — ни шагу». Крупно. Чтобы видеть каждое утро, перед тем как открыть дверь. И перед тем как звонить в Корею ночью.</w:t>
+        <w:t xml:space="preserve">NIKOLAY: Алло, Лёша? Ты обещал позвонить, когда придёт первый контейнер.</w:t>
+      </w:r>
+    </w:p>
+    <w:p>
+      <w:pPr>
+        <w:pStyle w:val="BodyText"/>
+      </w:pPr>
+      <w:r>
+        <w:t xml:space="preserve">ALEKSEY: Он пришёл, пап: пять тысяч шприцев, на таможенном складе.</w:t>
+      </w:r>
+    </w:p>
+    <w:p>
+      <w:pPr>
+        <w:pStyle w:val="BodyText"/>
+      </w:pPr>
+      <w:r>
+        <w:t xml:space="preserve">NIKOLAY: На складе? Значит, продать их нельзя?</w:t>
+      </w:r>
+    </w:p>
+    <w:p>
+      <w:pPr>
+        <w:pStyle w:val="BodyText"/>
+      </w:pPr>
+      <w:r>
+        <w:t xml:space="preserve">ALEKSEY: Нельзя ещё пятнадцать месяцев, а платить нужно через два.</w:t>
+      </w:r>
+    </w:p>
+    <w:p>
+      <w:pPr>
+        <w:pStyle w:val="BodyText"/>
+      </w:pPr>
+      <w:r>
+        <w:t xml:space="preserve">NIKOLAY: Значит, это не первый контейнер, а первый брак. Ты же обещал позвонить и про брак.</w:t>
+      </w:r>
+    </w:p>
+    <w:p>
+      <w:pPr>
+        <w:pStyle w:val="BodyText"/>
+      </w:pPr>
+      <w:r>
+        <w:t xml:space="preserve">ALEKSEY: Обещал, вот и звоню. Получается два звонка в одном.</w:t>
+      </w:r>
+    </w:p>
+    <w:p>
+      <w:pPr>
+        <w:pStyle w:val="BodyText"/>
+      </w:pPr>
+      <w:r>
+        <w:t xml:space="preserve">NIKOLAY: Экономишь, молодец. А колесо держит?</w:t>
+      </w:r>
+    </w:p>
+    <w:p>
+      <w:pPr>
+        <w:pStyle w:val="BodyText"/>
+      </w:pPr>
+      <w:r>
+        <w:t xml:space="preserve">ALEKSEY: Держит, и «В-7» на месте.</w:t>
+      </w:r>
+    </w:p>
+    <w:p>
+      <w:pPr>
+        <w:pStyle w:val="BodyText"/>
+      </w:pPr>
+      <w:r>
+        <w:t xml:space="preserve">NIKOLAY: Тогда слушай мастера. Брак не прячут и не продают. Брак записывают, а потом делают так, чтобы он не повторился. Всё. Так у нас в цехе было, до закрытия, и это правило работает до сих пор.</w:t>
+      </w:r>
+    </w:p>
+    <w:p>
+      <w:pPr>
+        <w:pStyle w:val="BodyText"/>
+      </w:pPr>
+      <w:r>
+        <w:t xml:space="preserve">ALEKSEY: Ирина уже записала: пункт девятый в договоре, закупки — только втроём.</w:t>
+      </w:r>
+    </w:p>
+    <w:p>
+      <w:pPr>
+        <w:pStyle w:val="BodyText"/>
+      </w:pPr>
+      <w:r>
+        <w:t xml:space="preserve">NIKOLAY: Правильная женщина. Денег у меня нет, ты знаешь. Но если надо будет считать коробки на складе, я приеду, бесплатно. С термосом, своим уровнем и мамиными бутербродами, и буду считать не хуже вашей Ирины.</w:t>
+      </w:r>
+    </w:p>
+    <w:p>
+      <w:pPr>
+        <w:pStyle w:val="BodyText"/>
+      </w:pPr>
+      <w:r>
+        <w:t xml:space="preserve">ALEKSEY: Спасибо, пап, правда. Для меня это очень много значит.</w:t>
+      </w:r>
+    </w:p>
+    <w:p>
+      <w:pPr>
+        <w:pStyle w:val="BodyText"/>
+      </w:pPr>
+      <w:r>
+        <w:t xml:space="preserve">OLGA: Алексей Николаевич, заканчивайте. Я принесла маркер, так что пишите под картонкой моими словами.</w:t>
+      </w:r>
+    </w:p>
+    <w:p>
+      <w:pPr>
+        <w:pStyle w:val="BodyText"/>
+      </w:pPr>
+      <w:r>
+        <w:t xml:space="preserve">ALEKSEY: Какими именно словами, Ольга Петровна?</w:t>
+      </w:r>
+    </w:p>
+    <w:p>
+      <w:pPr>
+        <w:pStyle w:val="BodyText"/>
+      </w:pPr>
+      <w:r>
+        <w:t xml:space="preserve">OLGA: «Без регистрации — ни шагу». Крупно. Чтобы видеть каждое утро, перед тем как открыть дверь. И перед тем как звонить в Корею ночью, когда очень хочется ускорить.</w:t>
       </w:r>
     </w:p>
     <w:p>
@@ -2219,7 +2219,7 @@
         <w:t xml:space="preserve">“</w:t>
       </w:r>
       <w:r>
-        <w:t xml:space="preserve">Он говорит: «Я не меняю договор через месяц после подписи. Иначе договор — это бумага, а не слово. Вы просили отгрузить. Я доверял. Шестьдесят дней — с поставки».</w:t>
+        <w:t xml:space="preserve">Он говорит: «Я не меняю договор через месяц после подписи. Иначе договор — это бумага, а не слово. Вы просили отгрузить. Я доверял. Шестьдесят дней — с поставки». И добавляет, что слово для него дороже любого контейнера.</w:t>
       </w:r>
       <w:r>
         <w:t xml:space="preserve">”</w:t>
@@ -2430,6 +2430,44 @@
           </w:p>
         </w:tc>
       </w:tr>
+      <w:tr>
+        <w:tc>
+          <w:tcPr/>
+          <w:p>
+            <w:pPr>
+              <w:pStyle w:val="Compact"/>
+              <w:jc w:val="left"/>
+            </w:pPr>
+            <w:r>
+              <w:t xml:space="preserve">⑤ 통역자 보충</w:t>
+            </w:r>
+          </w:p>
+        </w:tc>
+        <w:tc>
+          <w:tcPr/>
+          <w:p>
+            <w:pPr>
+              <w:pStyle w:val="Compact"/>
+              <w:jc w:val="left"/>
+            </w:pPr>
+            <w:r>
+              <w:t xml:space="preserve">И добавляет, что слово для него дороже любого контейнера.</w:t>
+            </w:r>
+          </w:p>
+        </w:tc>
+        <w:tc>
+          <w:tcPr/>
+          <w:p>
+            <w:pPr>
+              <w:pStyle w:val="Compact"/>
+              <w:jc w:val="left"/>
+            </w:pPr>
+            <w:r>
+              <w:t xml:space="preserve">добавлять, что… + 비교급 дороже + 생격</w:t>
+            </w:r>
+          </w:p>
+        </w:tc>
+      </w:tr>
     </w:tbl>
     <w:p>
       <w:pPr>
@@ -2449,7 +2487,7 @@
         <w:t xml:space="preserve">“</w:t>
       </w:r>
       <w:r>
-        <w:t xml:space="preserve">Я не… через… после… Иначе X — это…, а не… Вы… Я… Условие — …</w:t>
+        <w:t xml:space="preserve">Я не… через… после… Иначе X — это…, а не… Вы… Я… Условие — … И добавляет, что… дороже…</w:t>
       </w:r>
       <w:r>
         <w:t xml:space="preserve">”</w:t>
@@ -2468,7 +2506,7 @@
         <w:t xml:space="preserve"> </w:t>
       </w:r>
       <w:r>
-        <w:t xml:space="preserve">иначе(그렇지 않으면) · через + 대격(~ 후에) · а не(~가 아니라)</w:t>
+        <w:t xml:space="preserve">иначе(그렇지 않으면) · через + 대격(~ 후에) · а не(~가 아니라) · добавлять, что(~라고 덧붙이다)</w:t>
       </w:r>
       <w:r>
         <w:t xml:space="preserve"> </w:t>
@@ -2484,7 +2522,7 @@
         <w:t xml:space="preserve"> </w:t>
       </w:r>
       <w:r>
-        <w:t xml:space="preserve">고객의 계약 조건 변경 요청을 정중하지만 단호하게 거절하는 25~30단어 답변 만들기.</w:t>
+        <w:t xml:space="preserve">고객의 계약 조건 변경 요청을 정중하지만 단호하게 거절하는 30~50단어 답변 만들기.</w:t>
       </w:r>
     </w:p>
     <w:bookmarkEnd w:id="30"/>
@@ -2970,119 +3008,119 @@
         <w:pStyle w:val="FirstParagraph"/>
       </w:pPr>
       <w:r>
-        <w:t xml:space="preserve">이리나: 알렉세이, 원주에서 메일이 왔어요. 선하증권. 그게 뭔지 알아요?</w:t>
-      </w:r>
-    </w:p>
-    <w:p>
-      <w:pPr>
-        <w:pStyle w:val="BodyText"/>
-      </w:pPr>
-      <w:r>
-        <w:t xml:space="preserve">알렉세이: 화물 서류요. 해상 운송.</w:t>
-      </w:r>
-    </w:p>
-    <w:p>
-      <w:pPr>
-        <w:pStyle w:val="BodyText"/>
-      </w:pPr>
-      <w:r>
-        <w:t xml:space="preserve">이리나: 맞아요. 화물 — 주사기 5천 개. 부산 — 블라디보스토크 — 모스크바. 금요일 도착.</w:t>
-      </w:r>
-    </w:p>
-    <w:p>
-      <w:pPr>
-        <w:pStyle w:val="BodyText"/>
-      </w:pPr>
-      <w:r>
-        <w:t xml:space="preserve">알렉세이: 네. 말하려고 했어요. 오늘. 마침 오늘요.</w:t>
-      </w:r>
-    </w:p>
-    <w:p>
-      <w:pPr>
-        <w:pStyle w:val="BodyText"/>
-      </w:pPr>
-      <w:r>
-        <w:t xml:space="preserve">이리나: 오늘요? 컨테이너는 3주 전에 선적됐어요.</w:t>
-      </w:r>
-    </w:p>
-    <w:p>
-      <w:pPr>
-        <w:pStyle w:val="BodyText"/>
-      </w:pPr>
-      <w:r>
-        <w:t xml:space="preserve">알렉세이: 소스놉카에서 도윤한테 부탁했어요. 밤에. 대표님이 유예를 주신 뒤에요.</w:t>
-      </w:r>
-    </w:p>
-    <w:p>
-      <w:pPr>
-        <w:pStyle w:val="BodyText"/>
-      </w:pPr>
-      <w:r>
-        <w:t xml:space="preserve">이리나: 저 없이. 올가 페트로브나 없이. 표 없이.</w:t>
-      </w:r>
-    </w:p>
-    <w:p>
-      <w:pPr>
-        <w:pStyle w:val="BodyText"/>
-      </w:pPr>
-      <w:r>
-        <w:t xml:space="preserve">알렉세이: 지급 없이요. 유예 60일이에요. 당신이 지급에 서명할 필요가 없었어요.</w:t>
-      </w:r>
-    </w:p>
-    <w:p>
-      <w:pPr>
-        <w:pStyle w:val="BodyText"/>
-      </w:pPr>
-      <w:r>
-        <w:t xml:space="preserve">이리나: 지급에 서명할 필요는 없었죠. 알 필요가 있었어요.</w:t>
-      </w:r>
-    </w:p>
-    <w:p>
-      <w:pPr>
-        <w:pStyle w:val="BodyText"/>
-      </w:pPr>
-      <w:r>
-        <w:t xml:space="preserve">알렉세이: 등록 날 준비가 돼 있고 싶었어요. 하루도 기다리지 않게요.</w:t>
-      </w:r>
-    </w:p>
-    <w:p>
-      <w:pPr>
-        <w:pStyle w:val="BodyText"/>
-      </w:pPr>
-      <w:r>
-        <w:t xml:space="preserve">이리나: 등록까지 15개월이에요. 유예 60일은 — 인도일부터예요.</w:t>
-      </w:r>
-    </w:p>
-    <w:p>
-      <w:pPr>
-        <w:pStyle w:val="BodyText"/>
-      </w:pPr>
-      <w:r>
-        <w:t xml:space="preserve">알렉세이: 인도일부터… 그러니까…</w:t>
-      </w:r>
-    </w:p>
-    <w:p>
-      <w:pPr>
-        <w:pStyle w:val="BodyText"/>
-      </w:pPr>
-      <w:r>
-        <w:t xml:space="preserve">이리나: 1,300만은 9월 말에 내야 해요. 그런데 판매는 — 주사기 하나도 못 해요.</w:t>
-      </w:r>
-    </w:p>
-    <w:p>
-      <w:pPr>
-        <w:pStyle w:val="BodyText"/>
-      </w:pPr>
-      <w:r>
-        <w:t xml:space="preserve">알렉세이: 9월 말. 거의 10월이네요.</w:t>
-      </w:r>
-    </w:p>
-    <w:p>
-      <w:pPr>
-        <w:pStyle w:val="BodyText"/>
-      </w:pPr>
-      <w:r>
-        <w:t xml:space="preserve">이리나: 10월. 올가 페트로브나가 3월에 뭐라고 했는지 기억해요? 곧 오실 거예요. 제가 전화했어요.</w:t>
+        <w:t xml:space="preserve">이리나: 알렉세이, 원주에서 메일이 왔는데 선하증권이 들어 있어요. 그게 뭔지 알아요?</w:t>
+      </w:r>
+    </w:p>
+    <w:p>
+      <w:pPr>
+        <w:pStyle w:val="BodyText"/>
+      </w:pPr>
+      <w:r>
+        <w:t xml:space="preserve">알렉세이: 해상 운송일 때 쓰는 화물 서류요.</w:t>
+      </w:r>
+    </w:p>
+    <w:p>
+      <w:pPr>
+        <w:pStyle w:val="BodyText"/>
+      </w:pPr>
+      <w:r>
+        <w:t xml:space="preserve">이리나: 맞아요. 화물은 주사기 5천 개, 경로는 부산 — 블라디보스토크 — 모스크바, 도착은 금요일이에요.</w:t>
+      </w:r>
+    </w:p>
+    <w:p>
+      <w:pPr>
+        <w:pStyle w:val="BodyText"/>
+      </w:pPr>
+      <w:r>
+        <w:t xml:space="preserve">알렉세이: 네, 마침 말하려고 했어요, 바로 오늘요.</w:t>
+      </w:r>
+    </w:p>
+    <w:p>
+      <w:pPr>
+        <w:pStyle w:val="BodyText"/>
+      </w:pPr>
+      <w:r>
+        <w:t xml:space="preserve">이리나: 오늘요? 컨테이너는 벌써 3주 전에 선적됐는데요.</w:t>
+      </w:r>
+    </w:p>
+    <w:p>
+      <w:pPr>
+        <w:pStyle w:val="BodyText"/>
+      </w:pPr>
+      <w:r>
+        <w:t xml:space="preserve">알렉세이: 소스놉카에서 밤에, 대표님이 유예를 주신 뒤에 도윤한테 부탁했어요.</w:t>
+      </w:r>
+    </w:p>
+    <w:p>
+      <w:pPr>
+        <w:pStyle w:val="BodyText"/>
+      </w:pPr>
+      <w:r>
+        <w:t xml:space="preserve">이리나: 그러니까 저 없이, 올가 페트로브나 없이, 표도 없이요.</w:t>
+      </w:r>
+    </w:p>
+    <w:p>
+      <w:pPr>
+        <w:pStyle w:val="BodyText"/>
+      </w:pPr>
+      <w:r>
+        <w:t xml:space="preserve">알렉세이: 대신 지급 없이요, 유예가 60일이니까요. 당신이 지급에 서명할 필요가 없었어요.</w:t>
+      </w:r>
+    </w:p>
+    <w:p>
+      <w:pPr>
+        <w:pStyle w:val="BodyText"/>
+      </w:pPr>
+      <w:r>
+        <w:t xml:space="preserve">이리나: 지급에 서명할 필요는 없었죠, 맞아요. 하지만 저는 그걸 알아야 했어요.</w:t>
+      </w:r>
+    </w:p>
+    <w:p>
+      <w:pPr>
+        <w:pStyle w:val="BodyText"/>
+      </w:pPr>
+      <w:r>
+        <w:t xml:space="preserve">알렉세이: 등록 날 준비가 돼 있어서 하루도 기다리지 않게 하고 싶었어요.</w:t>
+      </w:r>
+    </w:p>
+    <w:p>
+      <w:pPr>
+        <w:pStyle w:val="BodyText"/>
+      </w:pPr>
+      <w:r>
+        <w:t xml:space="preserve">이리나: 등록까지는 아직 15개월이고, 유예 60일은 인도일부터 계산돼요.</w:t>
+      </w:r>
+    </w:p>
+    <w:p>
+      <w:pPr>
+        <w:pStyle w:val="BodyText"/>
+      </w:pPr>
+      <w:r>
+        <w:t xml:space="preserve">알렉세이: 인도일부터… 그러니까 그 말은…</w:t>
+      </w:r>
+    </w:p>
+    <w:p>
+      <w:pPr>
+        <w:pStyle w:val="BodyText"/>
+      </w:pPr>
+      <w:r>
+        <w:t xml:space="preserve">이리나: 9월 말에 1,300만을 내야 하는데, 주사기는 하나도 팔 수 없다는 뜻이에요.</w:t>
+      </w:r>
+    </w:p>
+    <w:p>
+      <w:pPr>
+        <w:pStyle w:val="BodyText"/>
+      </w:pPr>
+      <w:r>
+        <w:t xml:space="preserve">알렉세이: 9월 말이면 거의 10월이네요.</w:t>
+      </w:r>
+    </w:p>
+    <w:p>
+      <w:pPr>
+        <w:pStyle w:val="BodyText"/>
+      </w:pPr>
+      <w:r>
+        <w:t xml:space="preserve">이리나: 네, 10월. 올가 페트로브나가 3월에 뭐라고 했는지 기억해요? 곧 오실 거예요, 제가 벌써 전화했어요.</w:t>
       </w:r>
     </w:p>
     <w:bookmarkEnd w:id="33"/>
@@ -3100,55 +3138,55 @@
         <w:pStyle w:val="FirstParagraph"/>
       </w:pPr>
       <w:r>
-        <w:t xml:space="preserve">올가: 어디 있어요? 아, 여기 있네. 자기 판지 밑에 앉아 있군. 편하겠어요.</w:t>
-      </w:r>
-    </w:p>
-    <w:p>
-      <w:pPr>
-        <w:pStyle w:val="BodyText"/>
-      </w:pPr>
-      <w:r>
-        <w:t xml:space="preserve">알렉세이: 올가 페트로브나, 제 잘못이에요. 알아요.</w:t>
-      </w:r>
-    </w:p>
-    <w:p>
-      <w:pPr>
-        <w:pStyle w:val="BodyText"/>
-      </w:pPr>
-      <w:r>
-        <w:t xml:space="preserve">올가: 알아요? 정확히 뭘 아는데요? 말해 봐요. 천천히.</w:t>
-      </w:r>
-    </w:p>
-    <w:p>
-      <w:pPr>
-        <w:pStyle w:val="BodyText"/>
-      </w:pPr>
-      <w:r>
-        <w:t xml:space="preserve">알렉세이: 여러분 없이 컨테이너를 주문했어요. 주사기 5천 개. 금요일에 와요.</w:t>
-      </w:r>
-    </w:p>
-    <w:p>
-      <w:pPr>
-        <w:pStyle w:val="BodyText"/>
-      </w:pPr>
-      <w:r>
-        <w:t xml:space="preserve">올가: 어디로 오는데요?</w:t>
-      </w:r>
-    </w:p>
-    <w:p>
-      <w:pPr>
-        <w:pStyle w:val="BodyText"/>
-      </w:pPr>
-      <w:r>
-        <w:t xml:space="preserve">알렉세이: 모스크바로요. 창고로.</w:t>
-      </w:r>
-    </w:p>
-    <w:p>
-      <w:pPr>
-        <w:pStyle w:val="BodyText"/>
-      </w:pPr>
-      <w:r>
-        <w:t xml:space="preserve">올가: 무슨 창고요? 우린 등록증이 없어요. 세관이 통관을 안 해 줘요. 주사기 하나도.</w:t>
+        <w:t xml:space="preserve">올가: 어디 있어요? 아, 여기 있네, 자기 판지 밑에 앉아 있군. 편하게도 자리 잡았네.</w:t>
+      </w:r>
+    </w:p>
+    <w:p>
+      <w:pPr>
+        <w:pStyle w:val="BodyText"/>
+      </w:pPr>
+      <w:r>
+        <w:t xml:space="preserve">알렉세이: 올가 페트로브나, 제 잘못이에요, 저도 알아요.</w:t>
+      </w:r>
+    </w:p>
+    <w:p>
+      <w:pPr>
+        <w:pStyle w:val="BodyText"/>
+      </w:pPr>
+      <w:r>
+        <w:t xml:space="preserve">올가: 알아요? 정확히 뭘 아는데요? 말해 봐요, 천천히.</w:t>
+      </w:r>
+    </w:p>
+    <w:p>
+      <w:pPr>
+        <w:pStyle w:val="BodyText"/>
+      </w:pPr>
+      <w:r>
+        <w:t xml:space="preserve">알렉세이: 여러분 없이 주사기 5천 개짜리 컨테이너를 주문했고, 금요일에 와요.</w:t>
+      </w:r>
+    </w:p>
+    <w:p>
+      <w:pPr>
+        <w:pStyle w:val="BodyText"/>
+      </w:pPr>
+      <w:r>
+        <w:t xml:space="preserve">올가: 그래서 어디로 오는데요?</w:t>
+      </w:r>
+    </w:p>
+    <w:p>
+      <w:pPr>
+        <w:pStyle w:val="BodyText"/>
+      </w:pPr>
+      <w:r>
+        <w:t xml:space="preserve">알렉세이: 모스크바 창고로요.</w:t>
+      </w:r>
+    </w:p>
+    <w:p>
+      <w:pPr>
+        <w:pStyle w:val="BodyText"/>
+      </w:pPr>
+      <w:r>
+        <w:t xml:space="preserve">올가: 무슨 창고요? 우린 등록증이 없어서 세관이 통관을 안 해 줘요. 주사기 하나도.</w:t>
       </w:r>
     </w:p>
     <w:p>
@@ -3164,151 +3202,151 @@
         <w:pStyle w:val="BodyText"/>
       </w:pPr>
       <w:r>
-        <w:t xml:space="preserve">올가: 둘 수 있죠. 보세 창고에. 세관 통제하에. 돈 내고. 매일. 15개월 동안.</w:t>
-      </w:r>
-    </w:p>
-    <w:p>
-      <w:pPr>
-        <w:pStyle w:val="BodyText"/>
-      </w:pPr>
-      <w:r>
-        <w:t xml:space="preserve">이리나: 쿠즈네초프한테 이미 알아봤어요. 온도 관리 보관 — 월 약 12만. 보험 별도. 그리고 한국처럼 매일 일지를 쓰며 온도 확인.</w:t>
-      </w:r>
-    </w:p>
-    <w:p>
-      <w:pPr>
-        <w:pStyle w:val="BodyText"/>
-      </w:pPr>
-      <w:r>
-        <w:t xml:space="preserve">올가: 12만 곱하기 15. 벨로바?</w:t>
-      </w:r>
-    </w:p>
-    <w:p>
-      <w:pPr>
-        <w:pStyle w:val="BodyText"/>
-      </w:pPr>
-      <w:r>
-        <w:t xml:space="preserve">이리나: 180만. 거기에 9월 물품 대금 1,300만. 현금 공백 — 2,000만 이상.</w:t>
-      </w:r>
-    </w:p>
-    <w:p>
-      <w:pPr>
-        <w:pStyle w:val="BodyText"/>
-      </w:pPr>
-      <w:r>
-        <w:t xml:space="preserve">올가: 2,000만. 그 전에 이미 800만 구멍이 있었는데.</w:t>
-      </w:r>
-    </w:p>
-    <w:p>
-      <w:pPr>
-        <w:pStyle w:val="BodyText"/>
-      </w:pPr>
-      <w:r>
-        <w:t xml:space="preserve">알렉세이: 대표님께 전화할게요. 유예를 인도일이 아니라 등록일부터로 해 달라고 할게요.</w:t>
-      </w:r>
-    </w:p>
-    <w:p>
-      <w:pPr>
-        <w:pStyle w:val="BodyText"/>
-      </w:pPr>
-      <w:r>
-        <w:t xml:space="preserve">올가: 해요. 하지만 먼저 질문 하나에 답해요. 젤 유효기간이 얼마죠?</w:t>
-      </w:r>
-    </w:p>
-    <w:p>
-      <w:pPr>
-        <w:pStyle w:val="BodyText"/>
-      </w:pPr>
-      <w:r>
-        <w:t xml:space="preserve">알렉세이: 3년이요.</w:t>
-      </w:r>
-    </w:p>
-    <w:p>
-      <w:pPr>
-        <w:pStyle w:val="BodyText"/>
-      </w:pPr>
-      <w:r>
-        <w:t xml:space="preserve">올가: 제조일부터 3년. 젤은 6월에 만들었어요. 등록은 내년 가을. 얼마나 남죠?</w:t>
-      </w:r>
-    </w:p>
-    <w:p>
-      <w:pPr>
-        <w:pStyle w:val="BodyText"/>
-      </w:pPr>
-      <w:r>
-        <w:t xml:space="preserve">알렉세이: 1년 반. 조금 모자라게.</w:t>
-      </w:r>
-    </w:p>
-    <w:p>
-      <w:pPr>
-        <w:pStyle w:val="BodyText"/>
-      </w:pPr>
-      <w:r>
-        <w:t xml:space="preserve">올가: 조금 모자라게. 코르닐로바는 1년 미만 남은 주사기는 안 사요. 알잖아요. 좋은 의사는 아무도 안 사요. 환자를 위한 여유 기간이 필요하지, 남은 재고가 필요한 게 아니에요.</w:t>
-      </w:r>
-    </w:p>
-    <w:p>
-      <w:pPr>
-        <w:pStyle w:val="BodyText"/>
-      </w:pPr>
-      <w:r>
-        <w:t xml:space="preserve">알렉세이: 그러니까 주사기 5천 개를 반년 안에 팔아야 하네요.</w:t>
-      </w:r>
-    </w:p>
-    <w:p>
-      <w:pPr>
-        <w:pStyle w:val="BodyText"/>
-      </w:pPr>
-      <w:r>
-        <w:t xml:space="preserve">올가: 영업 사원도 없이. 교육 센터도 없이. 고객도 없이. 반년에 5천 개. 소스놉카에서 밤에 그걸 계산했어요? 아니면 할머니 판지가 대신 계산해 줬어요? 아니, 판지는 그러지 않았겠죠.</w:t>
-      </w:r>
-    </w:p>
-    <w:p>
-      <w:pPr>
-        <w:pStyle w:val="BodyText"/>
-      </w:pPr>
-      <w:r>
-        <w:t xml:space="preserve">알렉세이: 아니요. 아무것도 계산 안 했어요. 서둘렀어요.</w:t>
-      </w:r>
-    </w:p>
-    <w:p>
-      <w:pPr>
-        <w:pStyle w:val="BodyText"/>
-      </w:pPr>
-      <w:r>
-        <w:t xml:space="preserve">올가: 그거예요. 오늘 아침 첫 정직한 말.</w:t>
-      </w:r>
-    </w:p>
-    <w:p>
-      <w:pPr>
-        <w:pStyle w:val="BodyText"/>
-      </w:pPr>
-      <w:r>
-        <w:t xml:space="preserve">이리나: 올가 페트로브나, 그게 다가 아니에요. 기업 협약상 구매는 전원 결정이 필요 없어요. 빈틈이에요.</w:t>
-      </w:r>
-    </w:p>
-    <w:p>
-      <w:pPr>
-        <w:pStyle w:val="BodyText"/>
-      </w:pPr>
-      <w:r>
-        <w:t xml:space="preserve">올가: 이 사람이 우리보다 먼저 찾은 빈틈이군요. 적어요, 벨로바. 9항.</w:t>
-      </w:r>
-    </w:p>
-    <w:p>
-      <w:pPr>
-        <w:pStyle w:val="BodyText"/>
-      </w:pPr>
-      <w:r>
-        <w:t xml:space="preserve">이리나: 9항. 모든 상품 구매는 참여자 세 명 전원의 결정으로. 적었어요.</w:t>
-      </w:r>
-    </w:p>
-    <w:p>
-      <w:pPr>
-        <w:pStyle w:val="BodyText"/>
-      </w:pPr>
-      <w:r>
-        <w:t xml:space="preserve">올가: 알렉세이 니콜라예비치. 3월에 내가 한 말 기억해요? 구내식당에서?</w:t>
+        <w:t xml:space="preserve">올가: 둘 수 있죠, 하지만 보세 창고에, 세관 통제하에, 돈 내고요. 매일, 15개월 내내.</w:t>
+      </w:r>
+    </w:p>
+    <w:p>
+      <w:pPr>
+        <w:pStyle w:val="BodyText"/>
+      </w:pPr>
+      <w:r>
+        <w:t xml:space="preserve">이리나: 쿠즈네초프한테 이미 알아봤어요. 온도 관리 보관이 월 약 12만이에요. 보험 별도. 그리고 한국처럼 매일 일지를 쓰며 온도 확인. 이게 다 첫 판매 전에 드는 돈이에요.</w:t>
+      </w:r>
+    </w:p>
+    <w:p>
+      <w:pPr>
+        <w:pStyle w:val="BodyText"/>
+      </w:pPr>
+      <w:r>
+        <w:t xml:space="preserve">올가: 12만 곱하기 15. 벨로바, 얼마예요?</w:t>
+      </w:r>
+    </w:p>
+    <w:p>
+      <w:pPr>
+        <w:pStyle w:val="BodyText"/>
+      </w:pPr>
+      <w:r>
+        <w:t xml:space="preserve">이리나: 180만에, 9월 물품 대금 1,300만을 더해요. 현금 공백은 2,000만 이상이에요.</w:t>
+      </w:r>
+    </w:p>
+    <w:p>
+      <w:pPr>
+        <w:pStyle w:val="BodyText"/>
+      </w:pPr>
+      <w:r>
+        <w:t xml:space="preserve">올가: 2,000만, 그 전에도 이미 800만 구멍이 있었는데.</w:t>
+      </w:r>
+    </w:p>
+    <w:p>
+      <w:pPr>
+        <w:pStyle w:val="BodyText"/>
+      </w:pPr>
+      <w:r>
+        <w:t xml:space="preserve">알렉세이: 대표님께 전화해서 유예를 인도일이 아니라 등록일부터 계산해 달라고 할게요.</w:t>
+      </w:r>
+    </w:p>
+    <w:p>
+      <w:pPr>
+        <w:pStyle w:val="BodyText"/>
+      </w:pPr>
+      <w:r>
+        <w:t xml:space="preserve">올가: 해요. 하지만 먼저 질문 하나에 답해요: 젤 유효기간이 얼마죠?</w:t>
+      </w:r>
+    </w:p>
+    <w:p>
+      <w:pPr>
+        <w:pStyle w:val="BodyText"/>
+      </w:pPr>
+      <w:r>
+        <w:t xml:space="preserve">알렉세이: 유효기간은 3년이에요.</w:t>
+      </w:r>
+    </w:p>
+    <w:p>
+      <w:pPr>
+        <w:pStyle w:val="BodyText"/>
+      </w:pPr>
+      <w:r>
+        <w:t xml:space="preserve">올가: 제조일부터 3년. 젤은 6월에 만들었고, 등록은 내년 가을이에요. 그럼 얼마나 남죠?</w:t>
+      </w:r>
+    </w:p>
+    <w:p>
+      <w:pPr>
+        <w:pStyle w:val="BodyText"/>
+      </w:pPr>
+      <w:r>
+        <w:t xml:space="preserve">알렉세이: 1년 반, 정확히는 조금 모자라게요.</w:t>
+      </w:r>
+    </w:p>
+    <w:p>
+      <w:pPr>
+        <w:pStyle w:val="BodyText"/>
+      </w:pPr>
+      <w:r>
+        <w:t xml:space="preserve">올가: 조금 모자라게. 코르닐로바는 1년 미만 남은 주사기는 안 사요, 알잖아요. 좋은 의사는 아무도 안 사요. 환자를 위한 여유 기간이 필요하지 남은 재고가 필요한 게 아니고, 그분들은 그걸 잘 알아요.</w:t>
+      </w:r>
+    </w:p>
+    <w:p>
+      <w:pPr>
+        <w:pStyle w:val="BodyText"/>
+      </w:pPr>
+      <w:r>
+        <w:t xml:space="preserve">알렉세이: 그러니까 주사기 5천 개를 반년도 안 돼서 팔아야 하네요.</w:t>
+      </w:r>
+    </w:p>
+    <w:p>
+      <w:pPr>
+        <w:pStyle w:val="BodyText"/>
+      </w:pPr>
+      <w:r>
+        <w:t xml:space="preserve">올가: 영업 사원도 없이. 교육 센터도 없이. 고객도 없이. 반년에 5천 개. 소스놉카에서 밤에 그걸 계산했어요? 아니면 할머니 판지가 대신 계산해 줬어요? 아니, 판지는 그러지 않았겠죠, 판지가 우리 모두보다 똑똑하니까.</w:t>
+      </w:r>
+    </w:p>
+    <w:p>
+      <w:pPr>
+        <w:pStyle w:val="BodyText"/>
+      </w:pPr>
+      <w:r>
+        <w:t xml:space="preserve">알렉세이: 아니요, 서두르느라 아무것도 계산 안 했어요.</w:t>
+      </w:r>
+    </w:p>
+    <w:p>
+      <w:pPr>
+        <w:pStyle w:val="BodyText"/>
+      </w:pPr>
+      <w:r>
+        <w:t xml:space="preserve">올가: 그거예요. 오늘 아침 통틀어 첫 정직한 말이네요.</w:t>
+      </w:r>
+    </w:p>
+    <w:p>
+      <w:pPr>
+        <w:pStyle w:val="BodyText"/>
+      </w:pPr>
+      <w:r>
+        <w:t xml:space="preserve">이리나: 올가 페트로브나, 그게 다가 아니에요. 기업 협약상 구매엔 전원 결정이 필요 없는데, 그게 빈틈이에요.</w:t>
+      </w:r>
+    </w:p>
+    <w:p>
+      <w:pPr>
+        <w:pStyle w:val="BodyText"/>
+      </w:pPr>
+      <w:r>
+        <w:t xml:space="preserve">올가: 이 사람이 우리보다 먼저 찾은 빈틈이군요. 적어요, 벨로바: 9항.</w:t>
+      </w:r>
+    </w:p>
+    <w:p>
+      <w:pPr>
+        <w:pStyle w:val="BodyText"/>
+      </w:pPr>
+      <w:r>
+        <w:t xml:space="preserve">이리나: 9항: 모든 상품 구매는 참여자 세 명 전원의 결정으로만. 적었어요.</w:t>
+      </w:r>
+    </w:p>
+    <w:p>
+      <w:pPr>
+        <w:pStyle w:val="BodyText"/>
+      </w:pPr>
+      <w:r>
+        <w:t xml:space="preserve">올가: 알렉세이 니콜라예비치, 3월에 구내식당에서 내가 한 말 기억해요?</w:t>
       </w:r>
     </w:p>
     <w:p>
@@ -3324,55 +3362,55 @@
         <w:pStyle w:val="BodyText"/>
       </w:pPr>
       <w:r>
-        <w:t xml:space="preserve">올가: 지금은 7월 말이에요. 10월까지 기다리지도 못했군요.</w:t>
-      </w:r>
-    </w:p>
-    <w:p>
-      <w:pPr>
-        <w:pStyle w:val="BodyText"/>
-      </w:pPr>
-      <w:r>
-        <w:t xml:space="preserve">알렉세이: 제가 다 망쳤어요?</w:t>
-      </w:r>
-    </w:p>
-    <w:p>
-      <w:pPr>
-        <w:pStyle w:val="BodyText"/>
-      </w:pPr>
-      <w:r>
-        <w:t xml:space="preserve">올가: 다는 아니에요. 등록은 안 망쳤어요. 등록은 내 거니까. 당신은 금고를 망쳤어요. 더 나쁘지만, 고칠 수 있어요.</w:t>
-      </w:r>
-    </w:p>
-    <w:p>
-      <w:pPr>
-        <w:pStyle w:val="BodyText"/>
-      </w:pPr>
-      <w:r>
-        <w:t xml:space="preserve">이리나: 뭘로 고쳐요?</w:t>
-      </w:r>
-    </w:p>
-    <w:p>
-      <w:pPr>
-        <w:pStyle w:val="BodyText"/>
-      </w:pPr>
-      <w:r>
-        <w:t xml:space="preserve">올가: 진실로. 한국에 전화하는 거예요. 있었던 그대로 다 말하고. 「빨리」 없이. 「어떻게든」 없이.</w:t>
-      </w:r>
-    </w:p>
-    <w:p>
-      <w:pPr>
-        <w:pStyle w:val="BodyText"/>
-      </w:pPr>
-      <w:r>
-        <w:t xml:space="preserve">알렉세이: 할게요. 오늘 2시에. 거기는 저녁 8시예요.</w:t>
-      </w:r>
-    </w:p>
-    <w:p>
-      <w:pPr>
-        <w:pStyle w:val="BodyText"/>
-      </w:pPr>
-      <w:r>
-        <w:t xml:space="preserve">올가: 판지 밑에서 전화해요. 목소리에 좋아요.</w:t>
+        <w:t xml:space="preserve">올가: 그런데 지금은 겨우 7월 말이에요. 10월까지 기다리지도 못했군요.</w:t>
+      </w:r>
+    </w:p>
+    <w:p>
+      <w:pPr>
+        <w:pStyle w:val="BodyText"/>
+      </w:pPr>
+      <w:r>
+        <w:t xml:space="preserve">알렉세이: 솔직히 말해 주세요: 제가 다 망쳤어요?</w:t>
+      </w:r>
+    </w:p>
+    <w:p>
+      <w:pPr>
+        <w:pStyle w:val="BodyText"/>
+      </w:pPr>
+      <w:r>
+        <w:t xml:space="preserve">올가: 다는 아니에요. 등록은 내 거니까 안 망쳤어요. 당신은 금고를 망쳤어요. 더 나쁘지만, 자기 자신과 남을 속이지 않으면 고칠 수 있어요. 이보다 더한 일도 견뎌 낸 회사들을 봤어요.</w:t>
+      </w:r>
+    </w:p>
+    <w:p>
+      <w:pPr>
+        <w:pStyle w:val="BodyText"/>
+      </w:pPr>
+      <w:r>
+        <w:t xml:space="preserve">이리나: 뭘로 고칠 수 있다고 보세요?</w:t>
+      </w:r>
+    </w:p>
+    <w:p>
+      <w:pPr>
+        <w:pStyle w:val="BodyText"/>
+      </w:pPr>
+      <w:r>
+        <w:t xml:space="preserve">올가: 진실로요. 한국에 전화해서 「빨리」도 「어떻게든」도 없이, 있었던 그대로 다 말하는 거예요.</w:t>
+      </w:r>
+    </w:p>
+    <w:p>
+      <w:pPr>
+        <w:pStyle w:val="BodyText"/>
+      </w:pPr>
+      <w:r>
+        <w:t xml:space="preserve">알렉세이: 오늘 2시에 전화할게요, 그때 거기는 저녁 8시예요.</w:t>
+      </w:r>
+    </w:p>
+    <w:p>
+      <w:pPr>
+        <w:pStyle w:val="BodyText"/>
+      </w:pPr>
+      <w:r>
+        <w:t xml:space="preserve">올가: 바로 판지 밑에서 전화해요, 목소리에 좋아요.</w:t>
       </w:r>
     </w:p>
     <w:bookmarkEnd w:id="34"/>
@@ -3390,231 +3428,231 @@
         <w:pStyle w:val="FirstParagraph"/>
       </w:pPr>
       <w:r>
-        <w:t xml:space="preserve">쿠즈네초프: 또 오셨네요, 벨로바. 서류 열두 개?</w:t>
-      </w:r>
-    </w:p>
-    <w:p>
-      <w:pPr>
-        <w:pStyle w:val="BodyText"/>
-      </w:pPr>
-      <w:r>
-        <w:t xml:space="preserve">이리나: 열네 개요. 교훈을 배웠어요. 열세 번째와 열네 번째는 미리.</w:t>
-      </w:r>
-    </w:p>
-    <w:p>
-      <w:pPr>
-        <w:pStyle w:val="BodyText"/>
-      </w:pPr>
-      <w:r>
-        <w:t xml:space="preserve">쿠즈네초프: 성장하시네요. 컨테이너 도착했어요. 세관 입회하에 개봉합니다. 여긴 보세 창고지 자유 구역이 아니에요.</w:t>
-      </w:r>
-    </w:p>
-    <w:p>
-      <w:pPr>
-        <w:pStyle w:val="BodyText"/>
-      </w:pPr>
-      <w:r>
-        <w:t xml:space="preserve">알렉세이: 저희한텐 무슨 뜻이에요?</w:t>
-      </w:r>
-    </w:p>
-    <w:p>
-      <w:pPr>
-        <w:pStyle w:val="BodyText"/>
-      </w:pPr>
-      <w:r>
-        <w:t xml:space="preserve">쿠즈네초프: 물건이 세관 통제하에 있다는 거예요. 관세와 부가세는 반출할 때만 내요. 최대 3년 보관 가능해요. 편리하지만 공짜는 아니죠. 편리함 값은 매달 냅니다.</w:t>
-      </w:r>
-    </w:p>
-    <w:p>
-      <w:pPr>
-        <w:pStyle w:val="BodyText"/>
-      </w:pPr>
-      <w:r>
-        <w:t xml:space="preserve">이리나: 창고에서 팔 수는 있어요?</w:t>
-      </w:r>
-    </w:p>
-    <w:p>
-      <w:pPr>
-        <w:pStyle w:val="BodyText"/>
-      </w:pPr>
-      <w:r>
-        <w:t xml:space="preserve">쿠즈네초프: 안 돼요. 등록증 없으면 반출도 없어요. 창고는 가게가 아니라 대합실이에요.</w:t>
-      </w:r>
-    </w:p>
-    <w:p>
-      <w:pPr>
-        <w:pStyle w:val="BodyText"/>
-      </w:pPr>
-      <w:r>
-        <w:t xml:space="preserve">알렉세이: 15개월짜리 대합실이네요.</w:t>
-      </w:r>
-    </w:p>
-    <w:p>
-      <w:pPr>
-        <w:pStyle w:val="BodyText"/>
-      </w:pPr>
-      <w:r>
-        <w:t xml:space="preserve">쿠즈네초프: 더 길 때도 있어요. 고객 하나는 2년 기다리다가 전부 도로 가져갔어요. 그래도 좋은 소식이 있어요. 보세요 — 온도 기록계. 컨테이너 안에. 오는 내내 온도를 기록했어요.</w:t>
-      </w:r>
-    </w:p>
-    <w:p>
-      <w:pPr>
-        <w:pStyle w:val="BodyText"/>
-      </w:pPr>
-      <w:r>
-        <w:t xml:space="preserve">이리나: 보여 주세요. 최고는요?</w:t>
-      </w:r>
-    </w:p>
-    <w:p>
-      <w:pPr>
-        <w:pStyle w:val="BodyText"/>
-      </w:pPr>
-      <w:r>
-        <w:t xml:space="preserve">쿠즈네초프: 24.5도. 바이칼, 7월 중순. 최저 19도.</w:t>
-      </w:r>
-    </w:p>
-    <w:p>
-      <w:pPr>
-        <w:pStyle w:val="BodyText"/>
-      </w:pPr>
-      <w:r>
-        <w:t xml:space="preserve">이리나: 한계가 25도예요. 한계까지 0.5도.</w:t>
-      </w:r>
-    </w:p>
-    <w:p>
-      <w:pPr>
-        <w:pStyle w:val="BodyText"/>
-      </w:pPr>
-      <w:r>
-        <w:t xml:space="preserve">알렉세이: 0.5도. 운이 좋았네요.</w:t>
-      </w:r>
-    </w:p>
-    <w:p>
-      <w:pPr>
-        <w:pStyle w:val="BodyText"/>
-      </w:pPr>
-      <w:r>
-        <w:t xml:space="preserve">이리나: 운이 아니에요. 정 팀장님이 컨테이너에 보온 단열 담요를 넣었어요. 포장 명세서에서 봤어요, 일곱째 줄. 7월의 바이칼을 생각하신 거예요. 우린 그런 생각조차 못 했어요.</w:t>
-      </w:r>
-    </w:p>
-    <w:p>
-      <w:pPr>
-        <w:pStyle w:val="BodyText"/>
-      </w:pPr>
-      <w:r>
-        <w:t xml:space="preserve">쿠즈네초프: 좋은 제조사네요. 이렇게 포장하는 데는 드물어요.</w:t>
-      </w:r>
-    </w:p>
-    <w:p>
-      <w:pPr>
-        <w:pStyle w:val="BodyText"/>
-      </w:pPr>
-      <w:r>
-        <w:t xml:space="preserve">이리나: 좋죠. 우리 같은 고객에겐 너무 좋을 정도로요.</w:t>
-      </w:r>
-    </w:p>
-    <w:p>
-      <w:pPr>
-        <w:pStyle w:val="BodyText"/>
-      </w:pPr>
-      <w:r>
-        <w:t xml:space="preserve">알렉세이: 그분은 다 생각해요. 필요 없을 때 여유분까지.</w:t>
-      </w:r>
-    </w:p>
-    <w:p>
-      <w:pPr>
-        <w:pStyle w:val="BodyText"/>
-      </w:pPr>
-      <w:r>
-        <w:t xml:space="preserve">이리나: 담요의 여유분은 맞는 여유분이에요. 주사기의 여유분은 틀린 거고요. 그분은 배웠어요.</w:t>
-      </w:r>
-    </w:p>
-    <w:p>
-      <w:pPr>
-        <w:pStyle w:val="BodyText"/>
-      </w:pPr>
-      <w:r>
-        <w:t xml:space="preserve">쿠즈네초프: 조서에 적습니다: 온도 정상, 손상 없음, 봉인 온전. 보관 조치합니다.</w:t>
-      </w:r>
-    </w:p>
-    <w:p>
-      <w:pPr>
-        <w:pStyle w:val="BodyText"/>
-      </w:pPr>
-      <w:r>
-        <w:t xml:space="preserve">알렉세이: 상자들 좀 봐도 될까요? 한 번만.</w:t>
-      </w:r>
-    </w:p>
-    <w:p>
-      <w:pPr>
-        <w:pStyle w:val="BodyText"/>
-      </w:pPr>
-      <w:r>
-        <w:t xml:space="preserve">쿠즈네초프: 보세요. 만지지만 마세요. 세관이 옆에 있어요.</w:t>
-      </w:r>
-    </w:p>
-    <w:p>
-      <w:pPr>
-        <w:pStyle w:val="BodyText"/>
-      </w:pPr>
-      <w:r>
-        <w:t xml:space="preserve">알렉세이: 「Sejin Fill」. 우리의 첫 상품. 그런데 팔 수가 없네요.</w:t>
-      </w:r>
-    </w:p>
-    <w:p>
-      <w:pPr>
-        <w:pStyle w:val="BodyText"/>
-      </w:pPr>
-      <w:r>
-        <w:t xml:space="preserve">이리나: 아직은 못 팔죠. 그게 오늘의 핵심 단어예요. 「아직」.</w:t>
-      </w:r>
-    </w:p>
-    <w:p>
-      <w:pPr>
-        <w:pStyle w:val="BodyText"/>
-      </w:pPr>
-      <w:r>
-        <w:t xml:space="preserve">알렉세이: 코르닐로바는 「아직」이 위험한 단어라고 했어요.</w:t>
-      </w:r>
-    </w:p>
-    <w:p>
-      <w:pPr>
-        <w:pStyle w:val="BodyText"/>
-      </w:pPr>
-      <w:r>
-        <w:t xml:space="preserve">이리나: 당신한텐 위험한 단어죠. 저한텐 업무 용어예요. 전 그 안에서 살아요.</w:t>
-      </w:r>
-    </w:p>
-    <w:p>
-      <w:pPr>
-        <w:pStyle w:val="BodyText"/>
-      </w:pPr>
-      <w:r>
-        <w:t xml:space="preserve">쿠즈네초프: 인수 조서에 서명하세요. 두 분 다. 대표 먼저, 그다음 재무.</w:t>
-      </w:r>
-    </w:p>
-    <w:p>
-      <w:pPr>
-        <w:pStyle w:val="BodyText"/>
-      </w:pPr>
-      <w:r>
-        <w:t xml:space="preserve">알렉세이: 서명합니다. 주사기 5천 개 보관. 15개월.</w:t>
-      </w:r>
-    </w:p>
-    <w:p>
-      <w:pPr>
-        <w:pStyle w:val="BodyText"/>
-      </w:pPr>
-      <w:r>
-        <w:t xml:space="preserve">이리나: 서명합니다. 두 번째 서명. 코멘트와 함께.</w:t>
-      </w:r>
-    </w:p>
-    <w:p>
-      <w:pPr>
-        <w:pStyle w:val="BodyText"/>
-      </w:pPr>
-      <w:r>
-        <w:t xml:space="preserve">쿠즈네초프: 무슨 코멘트요?</w:t>
+        <w:t xml:space="preserve">쿠즈네초프: 또 오셨네요, 벨로바. 이번에도 서류 열두 개?</w:t>
+      </w:r>
+    </w:p>
+    <w:p>
+      <w:pPr>
+        <w:pStyle w:val="BodyText"/>
+      </w:pPr>
+      <w:r>
+        <w:t xml:space="preserve">이리나: 열네 개요, 교훈을 배웠거든요: 열세 번째와 열네 번째는 미리 준비해요.</w:t>
+      </w:r>
+    </w:p>
+    <w:p>
+      <w:pPr>
+        <w:pStyle w:val="BodyText"/>
+      </w:pPr>
+      <w:r>
+        <w:t xml:space="preserve">쿠즈네초프: 성장하시네요. 컨테이너 도착했고, 이제 세관 입회하에 개봉합니다. 여긴 보세 창고지 자유 구역이 아니에요.</w:t>
+      </w:r>
+    </w:p>
+    <w:p>
+      <w:pPr>
+        <w:pStyle w:val="BodyText"/>
+      </w:pPr>
+      <w:r>
+        <w:t xml:space="preserve">알렉세이: 그게 실제로 저희한텐 무슨 뜻이에요?</w:t>
+      </w:r>
+    </w:p>
+    <w:p>
+      <w:pPr>
+        <w:pStyle w:val="BodyText"/>
+      </w:pPr>
+      <w:r>
+        <w:t xml:space="preserve">쿠즈네초프: 물건이 세관 통제하에 있다는 거예요. 관세와 부가세는 물건을 반출할 때만 내요. 최대 3년까지 보관할 수 있어요. 편리하지만 공짜는 아니고, 편리함 값은 매달 냅니다.</w:t>
+      </w:r>
+    </w:p>
+    <w:p>
+      <w:pPr>
+        <w:pStyle w:val="BodyText"/>
+      </w:pPr>
+      <w:r>
+        <w:t xml:space="preserve">이리나: 창고에서 바로 팔 수는 있어요?</w:t>
+      </w:r>
+    </w:p>
+    <w:p>
+      <w:pPr>
+        <w:pStyle w:val="BodyText"/>
+      </w:pPr>
+      <w:r>
+        <w:t xml:space="preserve">쿠즈네초프: 안 돼요, 등록증 없으면 반출도 없으니까요. 창고는 가게가 아니라 대합실이에요.</w:t>
+      </w:r>
+    </w:p>
+    <w:p>
+      <w:pPr>
+        <w:pStyle w:val="BodyText"/>
+      </w:pPr>
+      <w:r>
+        <w:t xml:space="preserve">알렉세이: 15개월짜리 대합실이라. 별로 즐겁게 들리지 않네요.</w:t>
+      </w:r>
+    </w:p>
+    <w:p>
+      <w:pPr>
+        <w:pStyle w:val="BodyText"/>
+      </w:pPr>
+      <w:r>
+        <w:t xml:space="preserve">쿠즈네초프: 더 길 때도 있어요. 고객 하나는 2년 기다리다가 전부 도로 가져갔어요. 그래도 좋은 소식이 있어요. 보세요, 이게 온도 기록계인데, 컨테이너 안에 있으면서 부산에서 모스크바까지 오는 내내 온도를 기록했어요.</w:t>
+      </w:r>
+    </w:p>
+    <w:p>
+      <w:pPr>
+        <w:pStyle w:val="BodyText"/>
+      </w:pPr>
+      <w:r>
+        <w:t xml:space="preserve">이리나: 보여 주세요. 최고 온도는 몇 도였어요?</w:t>
+      </w:r>
+    </w:p>
+    <w:p>
+      <w:pPr>
+        <w:pStyle w:val="BodyText"/>
+      </w:pPr>
+      <w:r>
+        <w:t xml:space="preserve">쿠즈네초프: 24.5도, 7월 중순 바이칼이에요. 최저는 19도.</w:t>
+      </w:r>
+    </w:p>
+    <w:p>
+      <w:pPr>
+        <w:pStyle w:val="BodyText"/>
+      </w:pPr>
+      <w:r>
+        <w:t xml:space="preserve">이리나: 한계가 25도니까, 한계까지 겨우 0.5도 남았던 거네요.</w:t>
+      </w:r>
+    </w:p>
+    <w:p>
+      <w:pPr>
+        <w:pStyle w:val="BodyText"/>
+      </w:pPr>
+      <w:r>
+        <w:t xml:space="preserve">알렉세이: 0.5도. 운이 좋았다고 할 수 있겠네요.</w:t>
+      </w:r>
+    </w:p>
+    <w:p>
+      <w:pPr>
+        <w:pStyle w:val="BodyText"/>
+      </w:pPr>
+      <w:r>
+        <w:t xml:space="preserve">이리나: 운이 아니에요. 정 팀장님이 컨테이너에 보온 단열 담요를 넣었어요. 포장 명세서에서 봤어요, 일곱째 줄. 7월의 바이칼을 생각하신 거예요. 우리 나라인데도 우린 그런 생각조차 못 했어요.</w:t>
+      </w:r>
+    </w:p>
+    <w:p>
+      <w:pPr>
+        <w:pStyle w:val="BodyText"/>
+      </w:pPr>
+      <w:r>
+        <w:t xml:space="preserve">쿠즈네초프: 좋은 제조사네요. 이렇게 꼼꼼하게 포장하는 데는 드물어요.</w:t>
+      </w:r>
+    </w:p>
+    <w:p>
+      <w:pPr>
+        <w:pStyle w:val="BodyText"/>
+      </w:pPr>
+      <w:r>
+        <w:t xml:space="preserve">이리나: 좋죠, 우리 같은 고객에겐 너무 좋을 정도로요.</w:t>
+      </w:r>
+    </w:p>
+    <w:p>
+      <w:pPr>
+        <w:pStyle w:val="BodyText"/>
+      </w:pPr>
+      <w:r>
+        <w:t xml:space="preserve">알렉세이: 그분은 다 생각해요, 필요 없을 때 여유분까지도요.</w:t>
+      </w:r>
+    </w:p>
+    <w:p>
+      <w:pPr>
+        <w:pStyle w:val="BodyText"/>
+      </w:pPr>
+      <w:r>
+        <w:t xml:space="preserve">이리나: 담요의 여유분은 맞는 여유분이고, 주사기의 여유분은 틀린 거예요. 그분은 배웠어요.</w:t>
+      </w:r>
+    </w:p>
+    <w:p>
+      <w:pPr>
+        <w:pStyle w:val="BodyText"/>
+      </w:pPr>
+      <w:r>
+        <w:t xml:space="preserve">쿠즈네초프: 조서에 적습니다: 온도 정상, 손상 없음, 봉인 온전. 물건을 보관 조치합니다.</w:t>
+      </w:r>
+    </w:p>
+    <w:p>
+      <w:pPr>
+        <w:pStyle w:val="BodyText"/>
+      </w:pPr>
+      <w:r>
+        <w:t xml:space="preserve">알렉세이: 상자들 좀 봐도 될까요? 딱 한 번만요.</w:t>
+      </w:r>
+    </w:p>
+    <w:p>
+      <w:pPr>
+        <w:pStyle w:val="BodyText"/>
+      </w:pPr>
+      <w:r>
+        <w:t xml:space="preserve">쿠즈네초프: 보세요, 다만 아무것도 만지지 마세요, 세관이 옆에 있어요.</w:t>
+      </w:r>
+    </w:p>
+    <w:p>
+      <w:pPr>
+        <w:pStyle w:val="BodyText"/>
+      </w:pPr>
+      <w:r>
+        <w:t xml:space="preserve">알렉세이: 「Sejin Fill」. 우리의 첫 상품인데, 팔 수가 없네요.</w:t>
+      </w:r>
+    </w:p>
+    <w:p>
+      <w:pPr>
+        <w:pStyle w:val="BodyText"/>
+      </w:pPr>
+      <w:r>
+        <w:t xml:space="preserve">이리나: 아직은 못 팔죠. 그게 오늘의 핵심 단어예요: 「아직」.</w:t>
+      </w:r>
+    </w:p>
+    <w:p>
+      <w:pPr>
+        <w:pStyle w:val="BodyText"/>
+      </w:pPr>
+      <w:r>
+        <w:t xml:space="preserve">알렉세이: 그런데 코르닐로바는 「아직」이 위험한 단어라고 했어요.</w:t>
+      </w:r>
+    </w:p>
+    <w:p>
+      <w:pPr>
+        <w:pStyle w:val="BodyText"/>
+      </w:pPr>
+      <w:r>
+        <w:t xml:space="preserve">이리나: 당신한텐 위험한 단어고, 저한텐 업무 용어예요. 전 그 안에서 살아요.</w:t>
+      </w:r>
+    </w:p>
+    <w:p>
+      <w:pPr>
+        <w:pStyle w:val="BodyText"/>
+      </w:pPr>
+      <w:r>
+        <w:t xml:space="preserve">쿠즈네초프: 인수 조서에 두 분 다 서명하세요: 대표 먼저, 그다음 재무.</w:t>
+      </w:r>
+    </w:p>
+    <w:p>
+      <w:pPr>
+        <w:pStyle w:val="BodyText"/>
+      </w:pPr>
+      <w:r>
+        <w:t xml:space="preserve">알렉세이: 서명합니다: 주사기 5천 개, 15개월 보관.</w:t>
+      </w:r>
+    </w:p>
+    <w:p>
+      <w:pPr>
+        <w:pStyle w:val="BodyText"/>
+      </w:pPr>
+      <w:r>
+        <w:t xml:space="preserve">이리나: 두 번째 서명을 합니다, 다만 코멘트를 달아서요.</w:t>
+      </w:r>
+    </w:p>
+    <w:p>
+      <w:pPr>
+        <w:pStyle w:val="BodyText"/>
+      </w:pPr>
+      <w:r>
+        <w:t xml:space="preserve">쿠즈네초프: 어떤 코멘트요?</w:t>
       </w:r>
     </w:p>
     <w:p>
@@ -3640,63 +3678,63 @@
         <w:pStyle w:val="FirstParagraph"/>
       </w:pPr>
       <w:r>
-        <w:t xml:space="preserve">도윤: 알렉세이, 안녕하세요. 대표님이 옆에 계세요. 컨테이너가 도착한 걸 아세요. 전화를 기다리셨어요.</w:t>
-      </w:r>
-    </w:p>
-    <w:p>
-      <w:pPr>
-        <w:pStyle w:val="BodyText"/>
-      </w:pPr>
-      <w:r>
-        <w:t xml:space="preserve">알렉세이: 도윤, 전부 통역해 주세요. 말하기 부끄러운 것까지도요.</w:t>
-      </w:r>
-    </w:p>
-    <w:p>
-      <w:pPr>
-        <w:pStyle w:val="BodyText"/>
-      </w:pPr>
-      <w:r>
-        <w:t xml:space="preserve">도윤: 전부요. 늘 그렇듯. 말씀하세요.</w:t>
-      </w:r>
-    </w:p>
-    <w:p>
-      <w:pPr>
-        <w:pStyle w:val="BodyText"/>
-      </w:pPr>
-      <w:r>
-        <w:t xml:space="preserve">알렉세이: 대표님. 컨테이너가 도착했습니다. 온도는 정상이에요. 담요를 넣어 주신 정 팀장님께 감사드립니다.</w:t>
-      </w:r>
-    </w:p>
-    <w:p>
-      <w:pPr>
-        <w:pStyle w:val="BodyText"/>
-      </w:pPr>
-      <w:r>
-        <w:t xml:space="preserve">도윤: 「좋습니다. 하지만 담요 때문에 전화한 게 아니군요.」</w:t>
-      </w:r>
-    </w:p>
-    <w:p>
-      <w:pPr>
-        <w:pStyle w:val="BodyText"/>
-      </w:pPr>
-      <w:r>
-        <w:t xml:space="preserve">알렉세이: 담요 때문이 아닙니다. 제가 파트너들에게 묻지 않고 컨테이너를 주문했습니다. 유예는 인도일부터 시작돼요. 9월에 지급해야 해요. 그런데 판매는 15개월 뒤에야 할 수 있어요.</w:t>
-      </w:r>
-    </w:p>
-    <w:p>
-      <w:pPr>
-        <w:pStyle w:val="BodyText"/>
-      </w:pPr>
-      <w:r>
-        <w:t xml:space="preserve">도윤: 침묵하세요. 오래.</w:t>
-      </w:r>
-    </w:p>
-    <w:p>
-      <w:pPr>
-        <w:pStyle w:val="BodyText"/>
-      </w:pPr>
-      <w:r>
-        <w:t xml:space="preserve">알렉세이: 유예 시작일을 등록일로 옮겨 주십사 부탁드립니다. 대표님이 아니라 제 실수라는 걸 압니다. 연기 이자는 내겠습니다. 정직하게, 서류대로.</w:t>
+        <w:t xml:space="preserve">도윤: 알렉세이, 안녕하세요. 대표님이 옆에 계세요. 컨테이너가 도착한 걸 아시고 전화를 기다리셨어요.</w:t>
+      </w:r>
+    </w:p>
+    <w:p>
+      <w:pPr>
+        <w:pStyle w:val="BodyText"/>
+      </w:pPr>
+      <w:r>
+        <w:t xml:space="preserve">알렉세이: 도윤, 전부 통역해 주세요, 말하기 부끄러운 것까지도요.</w:t>
+      </w:r>
+    </w:p>
+    <w:p>
+      <w:pPr>
+        <w:pStyle w:val="BodyText"/>
+      </w:pPr>
+      <w:r>
+        <w:t xml:space="preserve">도윤: 늘 그렇듯 전부요. 말씀하세요, 준비됐어요.</w:t>
+      </w:r>
+    </w:p>
+    <w:p>
+      <w:pPr>
+        <w:pStyle w:val="BodyText"/>
+      </w:pPr>
+      <w:r>
+        <w:t xml:space="preserve">알렉세이: 대표님, 컨테이너가 도착했고 온도는 정상입니다. 담요를 넣어 주신 정 팀장님께 감사드립니다.</w:t>
+      </w:r>
+    </w:p>
+    <w:p>
+      <w:pPr>
+        <w:pStyle w:val="BodyText"/>
+      </w:pPr>
+      <w:r>
+        <w:t xml:space="preserve">도윤: 「좋습니다. 하지만 담요 때문에 전화한 건 아니군요.」</w:t>
+      </w:r>
+    </w:p>
+    <w:p>
+      <w:pPr>
+        <w:pStyle w:val="BodyText"/>
+      </w:pPr>
+      <w:r>
+        <w:t xml:space="preserve">알렉세이: 담요 때문이 아닙니다. 제가 파트너들에게 묻지 않고 컨테이너를 주문했습니다. 유예는 인도일부터 시작돼서 9월에 지급해야 해요. 그런데 판매는 15개월 뒤, 등록이 돼야 할 수 있어요.</w:t>
+      </w:r>
+    </w:p>
+    <w:p>
+      <w:pPr>
+        <w:pStyle w:val="BodyText"/>
+      </w:pPr>
+      <w:r>
+        <w:t xml:space="preserve">도윤: 침묵하세요, 오래요.</w:t>
+      </w:r>
+    </w:p>
+    <w:p>
+      <w:pPr>
+        <w:pStyle w:val="BodyText"/>
+      </w:pPr>
+      <w:r>
+        <w:t xml:space="preserve">알렉세이: 유예 시작일을 등록일로 옮겨 주십사 부탁드립니다. 대표님이 아니라 제 실수라는 걸 압니다. 연기 이자는 내겠습니다, 첫날부터 저희가 해 온 대로 정직하게, 서류대로요.</w:t>
       </w:r>
     </w:p>
     <w:p>
@@ -3712,79 +3750,79 @@
         <w:pStyle w:val="BodyText"/>
       </w:pPr>
       <w:r>
-        <w:t xml:space="preserve">알렉세이: 이해합니다.</w:t>
-      </w:r>
-    </w:p>
-    <w:p>
-      <w:pPr>
-        <w:pStyle w:val="BodyText"/>
-      </w:pPr>
-      <w:r>
-        <w:t xml:space="preserve">도윤: 「서명하고 한 달 만에 계약을 바꾸지 않습니다. 그러면 계약은 말이 아니라 종이가 됩니다. 당신이 선적을 요청했고, 나는 믿었습니다. 60일 — 인도일부터.」</w:t>
-      </w:r>
-    </w:p>
-    <w:p>
-      <w:pPr>
-        <w:pStyle w:val="BodyText"/>
-      </w:pPr>
-      <w:r>
-        <w:t xml:space="preserve">올가: 맞는 말이에요. 나라도 똑같이 말했을 거예요. 더 거칠게.</w:t>
-      </w:r>
-    </w:p>
-    <w:p>
-      <w:pPr>
-        <w:pStyle w:val="BodyText"/>
-      </w:pPr>
-      <w:r>
-        <w:t xml:space="preserve">도윤: 누가 말하냐고 물으세요.</w:t>
-      </w:r>
-    </w:p>
-    <w:p>
-      <w:pPr>
-        <w:pStyle w:val="BodyText"/>
-      </w:pPr>
-      <w:r>
-        <w:t xml:space="preserve">알렉세이: 올가 페트로브나요. 등록 담당. 대표님과 같은 생각이래요.</w:t>
-      </w:r>
-    </w:p>
-    <w:p>
-      <w:pPr>
-        <w:pStyle w:val="BodyText"/>
-      </w:pPr>
-      <w:r>
-        <w:t xml:space="preserve">도윤: 「그분께 전해요: 발코니에서 담배를 피우며 달을 세는 분. 당신은 — 아직 아니죠.」</w:t>
-      </w:r>
-    </w:p>
-    <w:p>
-      <w:pPr>
-        <w:pStyle w:val="BodyText"/>
-      </w:pPr>
-      <w:r>
-        <w:t xml:space="preserve">이리나: 대표님, 질문해도 될까요? 저희가 9월에 제때 지급하지 못하면요?</w:t>
-      </w:r>
-    </w:p>
-    <w:p>
-      <w:pPr>
-        <w:pStyle w:val="BodyText"/>
-      </w:pPr>
-      <w:r>
-        <w:t xml:space="preserve">도윤: 「그럼 신뢰가 끝납니다. 계약이 아니라. 신뢰가. 그건 두 번 주지 않습니다.」</w:t>
-      </w:r>
-    </w:p>
-    <w:p>
-      <w:pPr>
-        <w:pStyle w:val="BodyText"/>
-      </w:pPr>
-      <w:r>
-        <w:t xml:space="preserve">이리나: 지급할게요. 찾을 거예요. 어디서인지 아직 모르지만, 찾을 거예요.</w:t>
-      </w:r>
-    </w:p>
-    <w:p>
-      <w:pPr>
-        <w:pStyle w:val="BodyText"/>
-      </w:pPr>
-      <w:r>
-        <w:t xml:space="preserve">도윤: 「찾으실 걸 압니다. 4시에 일어나시니까.」 그리고 알렉세이에게 하실 말씀이 하나 더 있대요. 개인적으로. 기록 밖에서. 한 마디 한 마디 정확히 통역할게요.</w:t>
+        <w:t xml:space="preserve">알렉세이: 대표님 결정을 이해합니다.</w:t>
+      </w:r>
+    </w:p>
+    <w:p>
+      <w:pPr>
+        <w:pStyle w:val="BodyText"/>
+      </w:pPr>
+      <w:r>
+        <w:t xml:space="preserve">도윤: 「서명하고 한 달 만에 계약을 바꾸지 않습니다. 그러면 계약은 말이 아니라 종이가 됩니다. 당신이 선적을 요청했고, 나는 믿었습니다. 60일 — 인도일부터.」 그리고 자기에게 약속은 어떤 컨테이너보다 값지다고 덧붙이세요.</w:t>
+      </w:r>
+    </w:p>
+    <w:p>
+      <w:pPr>
+        <w:pStyle w:val="BodyText"/>
+      </w:pPr>
+      <w:r>
+        <w:t xml:space="preserve">올가: 맞는 말이에요. 나라도 똑같이 말했을 거예요, 더 거칠게.</w:t>
+      </w:r>
+    </w:p>
+    <w:p>
+      <w:pPr>
+        <w:pStyle w:val="BodyText"/>
+      </w:pPr>
+      <w:r>
+        <w:t xml:space="preserve">도윤: 지금 누가 말하는 거냐고 물으세요.</w:t>
+      </w:r>
+    </w:p>
+    <w:p>
+      <w:pPr>
+        <w:pStyle w:val="BodyText"/>
+      </w:pPr>
+      <w:r>
+        <w:t xml:space="preserve">알렉세이: 저희 등록 담당 올가 페트로브나예요. 대표님과 같은 생각이래요.</w:t>
+      </w:r>
+    </w:p>
+    <w:p>
+      <w:pPr>
+        <w:pStyle w:val="BodyText"/>
+      </w:pPr>
+      <w:r>
+        <w:t xml:space="preserve">도윤: 「그분께 전해요: 발코니에서 담배를 피우며 달을 세는 분. 당신은 아직 아니죠.」</w:t>
+      </w:r>
+    </w:p>
+    <w:p>
+      <w:pPr>
+        <w:pStyle w:val="BodyText"/>
+      </w:pPr>
+      <w:r>
+        <w:t xml:space="preserve">이리나: 대표님, 질문해도 될까요? 저희가 9월에 제때 지급하지 못하면 어떻게 되죠?</w:t>
+      </w:r>
+    </w:p>
+    <w:p>
+      <w:pPr>
+        <w:pStyle w:val="BodyText"/>
+      </w:pPr>
+      <w:r>
+        <w:t xml:space="preserve">도윤: 「그럼 신뢰가 끝납니다. 계약이 아니라 신뢰가. 그건 두 번 주지 않습니다.」</w:t>
+      </w:r>
+    </w:p>
+    <w:p>
+      <w:pPr>
+        <w:pStyle w:val="BodyText"/>
+      </w:pPr>
+      <w:r>
+        <w:t xml:space="preserve">이리나: 지급할게요, 돈을 찾을 거예요. 어디서인지 아직 모르지만, 반드시 찾을 거예요.</w:t>
+      </w:r>
+    </w:p>
+    <w:p>
+      <w:pPr>
+        <w:pStyle w:val="BodyText"/>
+      </w:pPr>
+      <w:r>
+        <w:t xml:space="preserve">도윤: 「찾으실 걸 압니다, 4시에 일어나시니까.」 그리고 알렉세이에게 개인적으로, 기록 밖에서 하실 말씀이 하나 더 있대요. 대표님께 중요한 말이라 한 마디 한 마디 정확히 통역할게요.</w:t>
       </w:r>
     </w:p>
     <w:p>
@@ -3808,31 +3846,31 @@
         <w:pStyle w:val="BodyText"/>
       </w:pPr>
       <w:r>
-        <w:t xml:space="preserve">알렉세이: 대표님, 대표님 실수가 아니에요. 제 실수예요.</w:t>
-      </w:r>
-    </w:p>
-    <w:p>
-      <w:pPr>
-        <w:pStyle w:val="BodyText"/>
-      </w:pPr>
-      <w:r>
-        <w:t xml:space="preserve">도윤: 「실수는 함께. 빚은 당신 것. 그게 공정합니다.」 「체스트노」라는 말을 반복하셨어요. 러시아어로.</w:t>
-      </w:r>
-    </w:p>
-    <w:p>
-      <w:pPr>
-        <w:pStyle w:val="BodyText"/>
-      </w:pPr>
-      <w:r>
-        <w:t xml:space="preserve">알렉세이: 공정하다. 알겠습니다. 「안 된다」고 말씀해 주셔서 감사합니다.</w:t>
-      </w:r>
-    </w:p>
-    <w:p>
-      <w:pPr>
-        <w:pStyle w:val="BodyText"/>
-      </w:pPr>
-      <w:r>
-        <w:t xml:space="preserve">도윤: 알렉세이, 제 개인적인 말이에요. 화나신 게 아니에요. 당신이 자기 사람들에게 묻지 않은 게 속상하신 거예요. 그렇게 말씀하셨어요: 「먼저 자기 사람들에게 묻고, 그다음 한국 사람들에게.」 대표님이 원래 그런 분이에요.</w:t>
+        <w:t xml:space="preserve">알렉세이: 대표님, 대표님 실수가 아니라 제 실수예요.</w:t>
+      </w:r>
+    </w:p>
+    <w:p>
+      <w:pPr>
+        <w:pStyle w:val="BodyText"/>
+      </w:pPr>
+      <w:r>
+        <w:t xml:space="preserve">도윤: 「실수는 함께. 빚은 당신 것. 그게 공정합니다.」 그리고 「체스트노」라는 말을 러시아어로 반복하셨어요.</w:t>
+      </w:r>
+    </w:p>
+    <w:p>
+      <w:pPr>
+        <w:pStyle w:val="BodyText"/>
+      </w:pPr>
+      <w:r>
+        <w:t xml:space="preserve">알렉세이: 공정하다. 알겠습니다, 그리고 「안 된다」고 말씀해 주셔서 감사합니다.</w:t>
+      </w:r>
+    </w:p>
+    <w:p>
+      <w:pPr>
+        <w:pStyle w:val="BodyText"/>
+      </w:pPr>
+      <w:r>
+        <w:t xml:space="preserve">도윤: 알렉세이, 이건 제 개인적인 말이에요. 화나신 게 아니에요. 당신이 자기 사람들에게 묻지 않은 게 속상하신 거예요. 그렇게 말씀하셨어요: 「먼저 자기 사람들에게 묻고, 그다음 한국 사람들에게.」 대표님은 늘 그렇게 하셔서, 당신 일이 더 안타까우신 거예요.</w:t>
       </w:r>
     </w:p>
     <w:bookmarkEnd w:id="36"/>
@@ -3850,31 +3888,31 @@
         <w:pStyle w:val="FirstParagraph"/>
       </w:pPr>
       <w:r>
-        <w:t xml:space="preserve">니콜라이: 여보세요. 료샤? 첫 컨테이너가 오면 전화한다고 했지.</w:t>
-      </w:r>
-    </w:p>
-    <w:p>
-      <w:pPr>
-        <w:pStyle w:val="BodyText"/>
-      </w:pPr>
-      <w:r>
-        <w:t xml:space="preserve">알렉세이: 왔어요, 아빠. 주사기 5천 개. 보세 창고에요.</w:t>
-      </w:r>
-    </w:p>
-    <w:p>
-      <w:pPr>
-        <w:pStyle w:val="BodyText"/>
-      </w:pPr>
-      <w:r>
-        <w:t xml:space="preserve">니콜라이: 창고에. 그러니까 팔 수 없다는 거냐?</w:t>
-      </w:r>
-    </w:p>
-    <w:p>
-      <w:pPr>
-        <w:pStyle w:val="BodyText"/>
-      </w:pPr>
-      <w:r>
-        <w:t xml:space="preserve">알렉세이: 못 팔아요. 15개월. 그런데 지급은 두 달 뒤예요.</w:t>
+        <w:t xml:space="preserve">니콜라이: 여보세요, 료샤? 첫 컨테이너가 오면 전화한다고 했지.</w:t>
+      </w:r>
+    </w:p>
+    <w:p>
+      <w:pPr>
+        <w:pStyle w:val="BodyText"/>
+      </w:pPr>
+      <w:r>
+        <w:t xml:space="preserve">알렉세이: 왔어요, 아빠: 주사기 5천 개, 보세 창고에요.</w:t>
+      </w:r>
+    </w:p>
+    <w:p>
+      <w:pPr>
+        <w:pStyle w:val="BodyText"/>
+      </w:pPr>
+      <w:r>
+        <w:t xml:space="preserve">니콜라이: 창고에? 그러니까 팔 수 없다는 거냐?</w:t>
+      </w:r>
+    </w:p>
+    <w:p>
+      <w:pPr>
+        <w:pStyle w:val="BodyText"/>
+      </w:pPr>
+      <w:r>
+        <w:t xml:space="preserve">알렉세이: 15개월은 더 못 팔아요, 그런데 지급은 두 달 뒤예요.</w:t>
       </w:r>
     </w:p>
     <w:p>
@@ -3890,79 +3928,79 @@
         <w:pStyle w:val="BodyText"/>
       </w:pPr>
       <w:r>
-        <w:t xml:space="preserve">알렉세이: 했죠. 그래서 전화해요. 전화 두 통을 한 번에.</w:t>
-      </w:r>
-    </w:p>
-    <w:p>
-      <w:pPr>
-        <w:pStyle w:val="BodyText"/>
-      </w:pPr>
-      <w:r>
-        <w:t xml:space="preserve">니콜라이: 아끼는구나. 잘했다. 바퀴는 버티냐?</w:t>
-      </w:r>
-    </w:p>
-    <w:p>
-      <w:pPr>
-        <w:pStyle w:val="BodyText"/>
-      </w:pPr>
-      <w:r>
-        <w:t xml:space="preserve">알렉세이: 버텨요. 「V-7」 그대로예요.</w:t>
-      </w:r>
-    </w:p>
-    <w:p>
-      <w:pPr>
-        <w:pStyle w:val="BodyText"/>
-      </w:pPr>
-      <w:r>
-        <w:t xml:space="preserve">니콜라이: 그럼 장인 말 들어라. 불량은 숨기지도, 팔지도 않는다. 불량은 기록하고, 다시는 안 나오게 만든다. 그게 다야. 우리 작업장에선 그랬다, 문 닫기 전까진.</w:t>
-      </w:r>
-    </w:p>
-    <w:p>
-      <w:pPr>
-        <w:pStyle w:val="BodyText"/>
-      </w:pPr>
-      <w:r>
-        <w:t xml:space="preserve">알렉세이: 이리나가 기록했어요. 계약서 9항. 구매는 셋이 함께만.</w:t>
-      </w:r>
-    </w:p>
-    <w:p>
-      <w:pPr>
-        <w:pStyle w:val="BodyText"/>
-      </w:pPr>
-      <w:r>
-        <w:t xml:space="preserve">니콜라이: 제대로 된 여자구나. 나한텐 돈이 없다, 알지. 하지만 창고에서 상자 셀 사람이 필요하면 — 간다. 공짜로. 보온병이랑, 내 수평계랑, 엄마가 싼 샌드위치 들고.</w:t>
-      </w:r>
-    </w:p>
-    <w:p>
-      <w:pPr>
-        <w:pStyle w:val="BodyText"/>
-      </w:pPr>
-      <w:r>
-        <w:t xml:space="preserve">알렉세이: 고마워요, 아빠. 진심으로.</w:t>
-      </w:r>
-    </w:p>
-    <w:p>
-      <w:pPr>
-        <w:pStyle w:val="BodyText"/>
-      </w:pPr>
-      <w:r>
-        <w:t xml:space="preserve">올가: 알렉세이 니콜라예비치, 끝내요. 마커 가져왔어요. 판지 밑에 써요. 내 말로.</w:t>
-      </w:r>
-    </w:p>
-    <w:p>
-      <w:pPr>
-        <w:pStyle w:val="BodyText"/>
-      </w:pPr>
-      <w:r>
-        <w:t xml:space="preserve">알렉세이: 무슨 말이요?</w:t>
-      </w:r>
-    </w:p>
-    <w:p>
-      <w:pPr>
-        <w:pStyle w:val="BodyText"/>
-      </w:pPr>
-      <w:r>
-        <w:t xml:space="preserve">올가: 「등록 없이는 한 걸음도 안 된다」. 크게. 매일 아침 문을 열기 전에 보이게. 그리고 밤에 한국에 전화하기 전에도.</w:t>
+        <w:t xml:space="preserve">알렉세이: 했죠, 그래서 전화해요. 전화 두 통을 한 번에 하는 셈이에요.</w:t>
+      </w:r>
+    </w:p>
+    <w:p>
+      <w:pPr>
+        <w:pStyle w:val="BodyText"/>
+      </w:pPr>
+      <w:r>
+        <w:t xml:space="preserve">니콜라이: 아끼는구나, 잘했다. 바퀴는 버티냐?</w:t>
+      </w:r>
+    </w:p>
+    <w:p>
+      <w:pPr>
+        <w:pStyle w:val="BodyText"/>
+      </w:pPr>
+      <w:r>
+        <w:t xml:space="preserve">알렉세이: 버텨요, 「V-7」도 그대로예요.</w:t>
+      </w:r>
+    </w:p>
+    <w:p>
+      <w:pPr>
+        <w:pStyle w:val="BodyText"/>
+      </w:pPr>
+      <w:r>
+        <w:t xml:space="preserve">니콜라이: 그럼 장인 말 들어라. 불량은 숨기지도, 팔지도 않는다. 불량은 기록하고, 다시는 안 나오게 만든다. 그게 다야. 우리 작업장에선 문 닫기 전까지 그랬고, 그 규칙은 지금도 통해.</w:t>
+      </w:r>
+    </w:p>
+    <w:p>
+      <w:pPr>
+        <w:pStyle w:val="BodyText"/>
+      </w:pPr>
+      <w:r>
+        <w:t xml:space="preserve">알렉세이: 이리나가 벌써 적었어요: 계약서 9항, 구매는 셋이 함께만.</w:t>
+      </w:r>
+    </w:p>
+    <w:p>
+      <w:pPr>
+        <w:pStyle w:val="BodyText"/>
+      </w:pPr>
+      <w:r>
+        <w:t xml:space="preserve">니콜라이: 제대로 된 여자구나. 나한텐 돈이 없다, 알지. 하지만 창고에서 상자 셀 사람이 필요하면 공짜로 간다. 보온병이랑, 내 수평계랑, 엄마가 싼 샌드위치 들고, 너희 이리나 못지않게 셀 거다.</w:t>
+      </w:r>
+    </w:p>
+    <w:p>
+      <w:pPr>
+        <w:pStyle w:val="BodyText"/>
+      </w:pPr>
+      <w:r>
+        <w:t xml:space="preserve">알렉세이: 고마워요, 아빠, 진심으로요. 저한텐 정말 큰 의미예요.</w:t>
+      </w:r>
+    </w:p>
+    <w:p>
+      <w:pPr>
+        <w:pStyle w:val="BodyText"/>
+      </w:pPr>
+      <w:r>
+        <w:t xml:space="preserve">올가: 알렉세이 니콜라예비치, 끝내요. 마커 가져왔으니까 판지 밑에 내 말로 써요.</w:t>
+      </w:r>
+    </w:p>
+    <w:p>
+      <w:pPr>
+        <w:pStyle w:val="BodyText"/>
+      </w:pPr>
+      <w:r>
+        <w:t xml:space="preserve">알렉세이: 정확히 무슨 말이요, 올가 페트로브나?</w:t>
+      </w:r>
+    </w:p>
+    <w:p>
+      <w:pPr>
+        <w:pStyle w:val="BodyText"/>
+      </w:pPr>
+      <w:r>
+        <w:t xml:space="preserve">올가: 「등록 없이는 한 걸음도 안 된다」. 크게. 매일 아침 문을 열기 전에 보이게. 그리고 밤에 한국에 전화하기 전에도, 정말 「빨리」 하고 싶을 때요.</w:t>
       </w:r>
     </w:p>
     <w:bookmarkEnd w:id="37"/>
